--- a/K25_CNTT1_Session05_[EX2].docx
+++ b/K25_CNTT1_Session05_[EX2].docx
@@ -6,21 +6,17 @@
       <w:pPr>
         <w:rPr>
           <w:rFonts w:ascii="Times New Roman" w:hAnsi="Times New Roman" w:cs="Times New Roman"/>
-          <w:b/>
-          <w:bCs/>
-          <w:sz w:val="32"/>
-          <w:szCs w:val="32"/>
+          <w:color w:val="000000" w:themeColor="text1"/>
         </w:rPr>
       </w:pPr>
       <w:r>
         <w:rPr>
           <w:rFonts w:ascii="Times New Roman" w:hAnsi="Times New Roman" w:cs="Times New Roman"/>
           <w:b/>
-          <w:bCs/>
-          <w:sz w:val="32"/>
-          <w:szCs w:val="32"/>
+          <w:color w:val="000000" w:themeColor="text1"/>
+          <w:sz w:val="26"/>
         </w:rPr>
-        <w:t>Phần 1: Bảng Phân Tích Các Phát Biểu (Đ1 – Đ5)</w:t>
+        <w:t>1. BẢNG PHÂN LOẠI VÀ LÝ DO THEO KỸ THUẬT MOSCOW</w:t>
       </w:r>
     </w:p>
     <w:tbl>
@@ -30,120 +26,97 @@
         <w:tblLook w:val="04A0" w:firstRow="1" w:lastRow="0" w:firstColumn="1" w:lastColumn="0" w:noHBand="0" w:noVBand="1"/>
       </w:tblPr>
       <w:tblGrid>
-        <w:gridCol w:w="770"/>
-        <w:gridCol w:w="1145"/>
-        <w:gridCol w:w="1505"/>
-        <w:gridCol w:w="1063"/>
-        <w:gridCol w:w="4867"/>
+        <w:gridCol w:w="863"/>
+        <w:gridCol w:w="3165"/>
+        <w:gridCol w:w="1727"/>
+        <w:gridCol w:w="3595"/>
       </w:tblGrid>
       <w:tr>
         <w:tc>
           <w:tcPr>
-            <w:tcW w:w="0" w:type="auto"/>
-            <w:hideMark/>
-          </w:tcPr>
-          <w:p>
-            <w:pPr>
-              <w:spacing w:after="160" w:line="278" w:lineRule="auto"/>
-              <w:rPr>
-                <w:rFonts w:ascii="Times New Roman" w:hAnsi="Times New Roman" w:cs="Times New Roman"/>
+            <w:tcW w:w="864" w:type="dxa"/>
+          </w:tcPr>
+          <w:p>
+            <w:pPr>
+              <w:rPr>
+                <w:rFonts w:ascii="Times New Roman" w:hAnsi="Times New Roman" w:cs="Times New Roman"/>
+                <w:color w:val="000000" w:themeColor="text1"/>
               </w:rPr>
             </w:pPr>
             <w:r>
               <w:rPr>
                 <w:rFonts w:ascii="Times New Roman" w:hAnsi="Times New Roman" w:cs="Times New Roman"/>
                 <w:b/>
-                <w:bCs/>
-              </w:rPr>
-              <w:t>Phát biểu</w:t>
-            </w:r>
-          </w:p>
-        </w:tc>
-        <w:tc>
-          <w:tcPr>
-            <w:tcW w:w="0" w:type="auto"/>
-            <w:hideMark/>
-          </w:tcPr>
-          <w:p>
-            <w:pPr>
-              <w:spacing w:after="160" w:line="278" w:lineRule="auto"/>
-              <w:rPr>
-                <w:rFonts w:ascii="Times New Roman" w:hAnsi="Times New Roman" w:cs="Times New Roman"/>
+                <w:color w:val="000000" w:themeColor="text1"/>
+                <w:sz w:val="20"/>
+              </w:rPr>
+              <w:t>STT</w:t>
+            </w:r>
+          </w:p>
+        </w:tc>
+        <w:tc>
+          <w:tcPr>
+            <w:tcW w:w="3168" w:type="dxa"/>
+          </w:tcPr>
+          <w:p>
+            <w:pPr>
+              <w:rPr>
+                <w:rFonts w:ascii="Times New Roman" w:hAnsi="Times New Roman" w:cs="Times New Roman"/>
+                <w:color w:val="000000" w:themeColor="text1"/>
               </w:rPr>
             </w:pPr>
             <w:r>
               <w:rPr>
                 <w:rFonts w:ascii="Times New Roman" w:hAnsi="Times New Roman" w:cs="Times New Roman"/>
                 <w:b/>
-                <w:bCs/>
-              </w:rPr>
-              <w:t>Thuộc AC hay DoD?</w:t>
-            </w:r>
-          </w:p>
-        </w:tc>
-        <w:tc>
-          <w:tcPr>
-            <w:tcW w:w="0" w:type="auto"/>
-            <w:hideMark/>
-          </w:tcPr>
-          <w:p>
-            <w:pPr>
-              <w:spacing w:after="160" w:line="278" w:lineRule="auto"/>
-              <w:rPr>
-                <w:rFonts w:ascii="Times New Roman" w:hAnsi="Times New Roman" w:cs="Times New Roman"/>
+                <w:color w:val="000000" w:themeColor="text1"/>
+                <w:sz w:val="20"/>
+              </w:rPr>
+              <w:t>Hạng mục Backlog</w:t>
+            </w:r>
+          </w:p>
+        </w:tc>
+        <w:tc>
+          <w:tcPr>
+            <w:tcW w:w="1728" w:type="dxa"/>
+          </w:tcPr>
+          <w:p>
+            <w:pPr>
+              <w:rPr>
+                <w:rFonts w:ascii="Times New Roman" w:hAnsi="Times New Roman" w:cs="Times New Roman"/>
+                <w:color w:val="000000" w:themeColor="text1"/>
               </w:rPr>
             </w:pPr>
             <w:r>
               <w:rPr>
                 <w:rFonts w:ascii="Times New Roman" w:hAnsi="Times New Roman" w:cs="Times New Roman"/>
                 <w:b/>
-                <w:bCs/>
-              </w:rPr>
-              <w:t>Người chịu trách nhiệm</w:t>
-            </w:r>
-          </w:p>
-        </w:tc>
-        <w:tc>
-          <w:tcPr>
-            <w:tcW w:w="0" w:type="auto"/>
-            <w:hideMark/>
-          </w:tcPr>
-          <w:p>
-            <w:pPr>
-              <w:spacing w:after="160" w:line="278" w:lineRule="auto"/>
-              <w:rPr>
-                <w:rFonts w:ascii="Times New Roman" w:hAnsi="Times New Roman" w:cs="Times New Roman"/>
+                <w:color w:val="000000" w:themeColor="text1"/>
+                <w:sz w:val="20"/>
+              </w:rPr>
+              <w:t>Nhóm MoSCoW</w:t>
+            </w:r>
+          </w:p>
+        </w:tc>
+        <w:tc>
+          <w:tcPr>
+            <w:tcW w:w="3600" w:type="dxa"/>
+          </w:tcPr>
+          <w:p>
+            <w:pPr>
+              <w:rPr>
+                <w:rFonts w:ascii="Times New Roman" w:hAnsi="Times New Roman" w:cs="Times New Roman"/>
+                <w:color w:val="000000" w:themeColor="text1"/>
               </w:rPr>
             </w:pPr>
             <w:r>
               <w:rPr>
                 <w:rFonts w:ascii="Times New Roman" w:hAnsi="Times New Roman" w:cs="Times New Roman"/>
                 <w:b/>
-                <w:bCs/>
-              </w:rPr>
-              <w:t>Đạt / Chưa đạt?</w:t>
-            </w:r>
-          </w:p>
-        </w:tc>
-        <w:tc>
-          <w:tcPr>
-            <w:tcW w:w="0" w:type="auto"/>
-            <w:hideMark/>
-          </w:tcPr>
-          <w:p>
-            <w:pPr>
-              <w:spacing w:after="160" w:line="278" w:lineRule="auto"/>
-              <w:rPr>
-                <w:rFonts w:ascii="Times New Roman" w:hAnsi="Times New Roman" w:cs="Times New Roman"/>
-              </w:rPr>
-            </w:pPr>
-            <w:r>
-              <w:rPr>
-                <w:rFonts w:ascii="Times New Roman" w:hAnsi="Times New Roman" w:cs="Times New Roman"/>
-                <w:b/>
-                <w:bCs/>
-              </w:rPr>
-              <w:t>Lý do phân tích &amp; Bản chất</w:t>
+                <w:color w:val="000000" w:themeColor="text1"/>
+                <w:sz w:val="20"/>
+              </w:rPr>
+              <w:t>Lý do phân loại &amp; Phụ thuộc</w:t>
             </w:r>
           </w:p>
         </w:tc>
@@ -151,121 +124,85 @@
       <w:tr>
         <w:tc>
           <w:tcPr>
-            <w:tcW w:w="0" w:type="auto"/>
-            <w:hideMark/>
-          </w:tcPr>
-          <w:p>
-            <w:pPr>
-              <w:spacing w:after="160" w:line="278" w:lineRule="auto"/>
-              <w:rPr>
-                <w:rFonts w:ascii="Times New Roman" w:hAnsi="Times New Roman" w:cs="Times New Roman"/>
-              </w:rPr>
-            </w:pPr>
-            <w:r>
-              <w:rPr>
-                <w:rFonts w:ascii="Times New Roman" w:hAnsi="Times New Roman" w:cs="Times New Roman"/>
-                <w:b/>
-                <w:bCs/>
-              </w:rPr>
-              <w:t>Đ1</w:t>
-            </w:r>
-          </w:p>
-        </w:tc>
-        <w:tc>
-          <w:tcPr>
-            <w:tcW w:w="0" w:type="auto"/>
-            <w:hideMark/>
-          </w:tcPr>
-          <w:p>
-            <w:pPr>
-              <w:spacing w:after="160" w:line="278" w:lineRule="auto"/>
-              <w:rPr>
-                <w:rFonts w:ascii="Times New Roman" w:hAnsi="Times New Roman" w:cs="Times New Roman"/>
-              </w:rPr>
-            </w:pPr>
-            <w:r>
-              <w:rPr>
-                <w:rFonts w:ascii="Times New Roman" w:hAnsi="Times New Roman" w:cs="Times New Roman"/>
-                <w:b/>
-                <w:bCs/>
-              </w:rPr>
-              <w:t>AC</w:t>
-            </w:r>
-          </w:p>
-        </w:tc>
-        <w:tc>
-          <w:tcPr>
-            <w:tcW w:w="0" w:type="auto"/>
-            <w:hideMark/>
-          </w:tcPr>
-          <w:p>
-            <w:pPr>
-              <w:spacing w:after="160" w:line="278" w:lineRule="auto"/>
-              <w:rPr>
-                <w:rFonts w:ascii="Times New Roman" w:hAnsi="Times New Roman" w:cs="Times New Roman"/>
-              </w:rPr>
-            </w:pPr>
-            <w:r>
-              <w:rPr>
-                <w:rFonts w:ascii="Times New Roman" w:hAnsi="Times New Roman" w:cs="Times New Roman"/>
-              </w:rPr>
-              <w:t>Product Owner</w:t>
-            </w:r>
-          </w:p>
-        </w:tc>
-        <w:tc>
-          <w:tcPr>
-            <w:tcW w:w="0" w:type="auto"/>
-            <w:hideMark/>
-          </w:tcPr>
-          <w:p>
-            <w:pPr>
-              <w:spacing w:after="160" w:line="278" w:lineRule="auto"/>
-              <w:rPr>
-                <w:rFonts w:ascii="Times New Roman" w:hAnsi="Times New Roman" w:cs="Times New Roman"/>
-              </w:rPr>
-            </w:pPr>
-            <w:r>
-              <w:rPr>
-                <w:rFonts w:ascii="Times New Roman" w:hAnsi="Times New Roman" w:cs="Times New Roman"/>
-                <w:b/>
-                <w:bCs/>
-              </w:rPr>
-              <w:t>ĐẠT</w:t>
-            </w:r>
-          </w:p>
-        </w:tc>
-        <w:tc>
-          <w:tcPr>
-            <w:tcW w:w="0" w:type="auto"/>
-            <w:hideMark/>
-          </w:tcPr>
-          <w:p>
-            <w:pPr>
-              <w:spacing w:after="160" w:line="278" w:lineRule="auto"/>
-              <w:rPr>
-                <w:rFonts w:ascii="Times New Roman" w:hAnsi="Times New Roman" w:cs="Times New Roman"/>
-              </w:rPr>
-            </w:pPr>
-            <w:r>
-              <w:rPr>
-                <w:rFonts w:ascii="Times New Roman" w:hAnsi="Times New Roman" w:cs="Times New Roman"/>
-              </w:rPr>
-              <w:t xml:space="preserve">Kịch bản luồng chuẩn (Happy Path) riêng cho tính năng thanh toán bằng ví RikkeiPay. Được viết chuẩn theo cú pháp </w:t>
-            </w:r>
-            <w:r>
-              <w:rPr>
-                <w:rFonts w:ascii="Times New Roman" w:hAnsi="Times New Roman" w:cs="Times New Roman"/>
-                <w:i/>
-                <w:iCs/>
-              </w:rPr>
-              <w:t>Given-When-Then</w:t>
-            </w:r>
-            <w:r>
-              <w:rPr>
-                <w:rFonts w:ascii="Times New Roman" w:hAnsi="Times New Roman" w:cs="Times New Roman"/>
-              </w:rPr>
-              <w:t xml:space="preserve"> và đã chạy đúng trên thực tế.</w:t>
+            <w:tcW w:w="864" w:type="dxa"/>
+          </w:tcPr>
+          <w:p>
+            <w:pPr>
+              <w:rPr>
+                <w:rFonts w:ascii="Times New Roman" w:hAnsi="Times New Roman" w:cs="Times New Roman"/>
+                <w:color w:val="000000" w:themeColor="text1"/>
+              </w:rPr>
+            </w:pPr>
+            <w:r>
+              <w:rPr>
+                <w:rFonts w:ascii="Times New Roman" w:hAnsi="Times New Roman" w:cs="Times New Roman"/>
+                <w:color w:val="000000" w:themeColor="text1"/>
+                <w:sz w:val="19"/>
+              </w:rPr>
+              <w:t>1</w:t>
+            </w:r>
+          </w:p>
+        </w:tc>
+        <w:tc>
+          <w:tcPr>
+            <w:tcW w:w="3168" w:type="dxa"/>
+          </w:tcPr>
+          <w:p>
+            <w:pPr>
+              <w:rPr>
+                <w:rFonts w:ascii="Times New Roman" w:hAnsi="Times New Roman" w:cs="Times New Roman"/>
+                <w:color w:val="000000" w:themeColor="text1"/>
+              </w:rPr>
+            </w:pPr>
+            <w:r>
+              <w:rPr>
+                <w:rFonts w:ascii="Times New Roman" w:hAnsi="Times New Roman" w:cs="Times New Roman"/>
+                <w:color w:val="000000" w:themeColor="text1"/>
+                <w:sz w:val="19"/>
+              </w:rPr>
+              <w:t>Đăng nhập/đăng ký tài khoản độc giả</w:t>
+            </w:r>
+          </w:p>
+        </w:tc>
+        <w:tc>
+          <w:tcPr>
+            <w:tcW w:w="1728" w:type="dxa"/>
+          </w:tcPr>
+          <w:p>
+            <w:pPr>
+              <w:rPr>
+                <w:rFonts w:ascii="Times New Roman" w:hAnsi="Times New Roman" w:cs="Times New Roman"/>
+                <w:color w:val="000000" w:themeColor="text1"/>
+              </w:rPr>
+            </w:pPr>
+            <w:r>
+              <w:rPr>
+                <w:rFonts w:ascii="Times New Roman" w:hAnsi="Times New Roman" w:cs="Times New Roman"/>
+                <w:color w:val="000000" w:themeColor="text1"/>
+                <w:sz w:val="19"/>
+              </w:rPr>
+              <w:t>Must Have</w:t>
+            </w:r>
+          </w:p>
+        </w:tc>
+        <w:tc>
+          <w:tcPr>
+            <w:tcW w:w="3600" w:type="dxa"/>
+          </w:tcPr>
+          <w:p>
+            <w:pPr>
+              <w:rPr>
+                <w:rFonts w:ascii="Times New Roman" w:hAnsi="Times New Roman" w:cs="Times New Roman"/>
+                <w:color w:val="000000" w:themeColor="text1"/>
+              </w:rPr>
+            </w:pPr>
+            <w:r>
+              <w:rPr>
+                <w:rFonts w:ascii="Times New Roman" w:hAnsi="Times New Roman" w:cs="Times New Roman"/>
+                <w:color w:val="000000" w:themeColor="text1"/>
+                <w:sz w:val="19"/>
+              </w:rPr>
+              <w:t>Không có nó hệ thống không thể xác định identity của độc giả để quản lý việc mượn trả, hoàn toàn không thể phát hành hệ thống.</w:t>
             </w:r>
           </w:p>
         </w:tc>
@@ -273,121 +210,85 @@
       <w:tr>
         <w:tc>
           <w:tcPr>
-            <w:tcW w:w="0" w:type="auto"/>
-            <w:hideMark/>
-          </w:tcPr>
-          <w:p>
-            <w:pPr>
-              <w:spacing w:after="160" w:line="278" w:lineRule="auto"/>
-              <w:rPr>
-                <w:rFonts w:ascii="Times New Roman" w:hAnsi="Times New Roman" w:cs="Times New Roman"/>
-              </w:rPr>
-            </w:pPr>
-            <w:r>
-              <w:rPr>
-                <w:rFonts w:ascii="Times New Roman" w:hAnsi="Times New Roman" w:cs="Times New Roman"/>
-                <w:b/>
-                <w:bCs/>
-              </w:rPr>
-              <w:t>Đ2</w:t>
-            </w:r>
-          </w:p>
-        </w:tc>
-        <w:tc>
-          <w:tcPr>
-            <w:tcW w:w="0" w:type="auto"/>
-            <w:hideMark/>
-          </w:tcPr>
-          <w:p>
-            <w:pPr>
-              <w:spacing w:after="160" w:line="278" w:lineRule="auto"/>
-              <w:rPr>
-                <w:rFonts w:ascii="Times New Roman" w:hAnsi="Times New Roman" w:cs="Times New Roman"/>
-              </w:rPr>
-            </w:pPr>
-            <w:r>
-              <w:rPr>
-                <w:rFonts w:ascii="Times New Roman" w:hAnsi="Times New Roman" w:cs="Times New Roman"/>
-                <w:b/>
-                <w:bCs/>
-              </w:rPr>
-              <w:t>DoD</w:t>
-            </w:r>
-          </w:p>
-        </w:tc>
-        <w:tc>
-          <w:tcPr>
-            <w:tcW w:w="0" w:type="auto"/>
-            <w:hideMark/>
-          </w:tcPr>
-          <w:p>
-            <w:pPr>
-              <w:spacing w:after="160" w:line="278" w:lineRule="auto"/>
-              <w:rPr>
-                <w:rFonts w:ascii="Times New Roman" w:hAnsi="Times New Roman" w:cs="Times New Roman"/>
-              </w:rPr>
-            </w:pPr>
-            <w:r>
-              <w:rPr>
-                <w:rFonts w:ascii="Times New Roman" w:hAnsi="Times New Roman" w:cs="Times New Roman"/>
-              </w:rPr>
-              <w:t>Developers</w:t>
-            </w:r>
-          </w:p>
-        </w:tc>
-        <w:tc>
-          <w:tcPr>
-            <w:tcW w:w="0" w:type="auto"/>
-            <w:hideMark/>
-          </w:tcPr>
-          <w:p>
-            <w:pPr>
-              <w:spacing w:after="160" w:line="278" w:lineRule="auto"/>
-              <w:rPr>
-                <w:rFonts w:ascii="Times New Roman" w:hAnsi="Times New Roman" w:cs="Times New Roman"/>
-              </w:rPr>
-            </w:pPr>
-            <w:r>
-              <w:rPr>
-                <w:rFonts w:ascii="Times New Roman" w:hAnsi="Times New Roman" w:cs="Times New Roman"/>
-                <w:b/>
-                <w:bCs/>
-              </w:rPr>
-              <w:t>ĐẠT</w:t>
-            </w:r>
-          </w:p>
-        </w:tc>
-        <w:tc>
-          <w:tcPr>
-            <w:tcW w:w="0" w:type="auto"/>
-            <w:hideMark/>
-          </w:tcPr>
-          <w:p>
-            <w:pPr>
-              <w:spacing w:after="160" w:line="278" w:lineRule="auto"/>
-              <w:rPr>
-                <w:rFonts w:ascii="Times New Roman" w:hAnsi="Times New Roman" w:cs="Times New Roman"/>
-              </w:rPr>
-            </w:pPr>
-            <w:r>
-              <w:rPr>
-                <w:rFonts w:ascii="Times New Roman" w:hAnsi="Times New Roman" w:cs="Times New Roman"/>
-              </w:rPr>
-              <w:t xml:space="preserve">Quy trình chất lượng kỹ thuật chung (Peer Code Review) áp dụng bắt buộc cho </w:t>
-            </w:r>
-            <w:r>
-              <w:rPr>
-                <w:rFonts w:ascii="Times New Roman" w:hAnsi="Times New Roman" w:cs="Times New Roman"/>
-                <w:b/>
-                <w:bCs/>
-              </w:rPr>
-              <w:t>mọi</w:t>
-            </w:r>
-            <w:r>
-              <w:rPr>
-                <w:rFonts w:ascii="Times New Roman" w:hAnsi="Times New Roman" w:cs="Times New Roman"/>
-              </w:rPr>
-              <w:t xml:space="preserve"> User Story trong hệ thống. Đã thực hiện xong trước khi merge code.</w:t>
+            <w:tcW w:w="864" w:type="dxa"/>
+          </w:tcPr>
+          <w:p>
+            <w:pPr>
+              <w:rPr>
+                <w:rFonts w:ascii="Times New Roman" w:hAnsi="Times New Roman" w:cs="Times New Roman"/>
+                <w:color w:val="000000" w:themeColor="text1"/>
+              </w:rPr>
+            </w:pPr>
+            <w:r>
+              <w:rPr>
+                <w:rFonts w:ascii="Times New Roman" w:hAnsi="Times New Roman" w:cs="Times New Roman"/>
+                <w:color w:val="000000" w:themeColor="text1"/>
+                <w:sz w:val="19"/>
+              </w:rPr>
+              <w:t>10</w:t>
+            </w:r>
+          </w:p>
+        </w:tc>
+        <w:tc>
+          <w:tcPr>
+            <w:tcW w:w="3168" w:type="dxa"/>
+          </w:tcPr>
+          <w:p>
+            <w:pPr>
+              <w:rPr>
+                <w:rFonts w:ascii="Times New Roman" w:hAnsi="Times New Roman" w:cs="Times New Roman"/>
+                <w:color w:val="000000" w:themeColor="text1"/>
+              </w:rPr>
+            </w:pPr>
+            <w:r>
+              <w:rPr>
+                <w:rFonts w:ascii="Times New Roman" w:hAnsi="Times New Roman" w:cs="Times New Roman"/>
+                <w:color w:val="000000" w:themeColor="text1"/>
+                <w:sz w:val="19"/>
+              </w:rPr>
+              <w:t>Thủ thư quản lý kho sách (thêm/sửa/xóa sách)</w:t>
+            </w:r>
+          </w:p>
+        </w:tc>
+        <w:tc>
+          <w:tcPr>
+            <w:tcW w:w="1728" w:type="dxa"/>
+          </w:tcPr>
+          <w:p>
+            <w:pPr>
+              <w:rPr>
+                <w:rFonts w:ascii="Times New Roman" w:hAnsi="Times New Roman" w:cs="Times New Roman"/>
+                <w:color w:val="000000" w:themeColor="text1"/>
+              </w:rPr>
+            </w:pPr>
+            <w:r>
+              <w:rPr>
+                <w:rFonts w:ascii="Times New Roman" w:hAnsi="Times New Roman" w:cs="Times New Roman"/>
+                <w:color w:val="000000" w:themeColor="text1"/>
+                <w:sz w:val="19"/>
+              </w:rPr>
+              <w:t>Must Have</w:t>
+            </w:r>
+          </w:p>
+        </w:tc>
+        <w:tc>
+          <w:tcPr>
+            <w:tcW w:w="3600" w:type="dxa"/>
+          </w:tcPr>
+          <w:p>
+            <w:pPr>
+              <w:rPr>
+                <w:rFonts w:ascii="Times New Roman" w:hAnsi="Times New Roman" w:cs="Times New Roman"/>
+                <w:color w:val="000000" w:themeColor="text1"/>
+              </w:rPr>
+            </w:pPr>
+            <w:r>
+              <w:rPr>
+                <w:rFonts w:ascii="Times New Roman" w:hAnsi="Times New Roman" w:cs="Times New Roman"/>
+                <w:color w:val="000000" w:themeColor="text1"/>
+                <w:sz w:val="19"/>
+              </w:rPr>
+              <w:t>Không có nó kho dữ liệu sách trống rỗng, độc giả không có dữ liệu để tìm hay đặt mượn, hệ thống vô nghĩa.</w:t>
             </w:r>
           </w:p>
         </w:tc>
@@ -395,121 +296,85 @@
       <w:tr>
         <w:tc>
           <w:tcPr>
-            <w:tcW w:w="0" w:type="auto"/>
-            <w:hideMark/>
-          </w:tcPr>
-          <w:p>
-            <w:pPr>
-              <w:spacing w:after="160" w:line="278" w:lineRule="auto"/>
-              <w:rPr>
-                <w:rFonts w:ascii="Times New Roman" w:hAnsi="Times New Roman" w:cs="Times New Roman"/>
-              </w:rPr>
-            </w:pPr>
-            <w:r>
-              <w:rPr>
-                <w:rFonts w:ascii="Times New Roman" w:hAnsi="Times New Roman" w:cs="Times New Roman"/>
-                <w:b/>
-                <w:bCs/>
-              </w:rPr>
-              <w:t>Đ3</w:t>
-            </w:r>
-          </w:p>
-        </w:tc>
-        <w:tc>
-          <w:tcPr>
-            <w:tcW w:w="0" w:type="auto"/>
-            <w:hideMark/>
-          </w:tcPr>
-          <w:p>
-            <w:pPr>
-              <w:spacing w:after="160" w:line="278" w:lineRule="auto"/>
-              <w:rPr>
-                <w:rFonts w:ascii="Times New Roman" w:hAnsi="Times New Roman" w:cs="Times New Roman"/>
-              </w:rPr>
-            </w:pPr>
-            <w:r>
-              <w:rPr>
-                <w:rFonts w:ascii="Times New Roman" w:hAnsi="Times New Roman" w:cs="Times New Roman"/>
-                <w:i/>
-                <w:iCs/>
-              </w:rPr>
-              <w:t>Không xếp loại được (Lỗi)</w:t>
-            </w:r>
-          </w:p>
-        </w:tc>
-        <w:tc>
-          <w:tcPr>
-            <w:tcW w:w="0" w:type="auto"/>
-            <w:hideMark/>
-          </w:tcPr>
-          <w:p>
-            <w:pPr>
-              <w:spacing w:after="160" w:line="278" w:lineRule="auto"/>
-              <w:rPr>
-                <w:rFonts w:ascii="Times New Roman" w:hAnsi="Times New Roman" w:cs="Times New Roman"/>
-              </w:rPr>
-            </w:pPr>
-            <w:r>
-              <w:rPr>
-                <w:rFonts w:ascii="Times New Roman" w:hAnsi="Times New Roman" w:cs="Times New Roman"/>
-              </w:rPr>
-              <w:t>—</w:t>
-            </w:r>
-          </w:p>
-        </w:tc>
-        <w:tc>
-          <w:tcPr>
-            <w:tcW w:w="0" w:type="auto"/>
-            <w:hideMark/>
-          </w:tcPr>
-          <w:p>
-            <w:pPr>
-              <w:spacing w:after="160" w:line="278" w:lineRule="auto"/>
-              <w:rPr>
-                <w:rFonts w:ascii="Times New Roman" w:hAnsi="Times New Roman" w:cs="Times New Roman"/>
-              </w:rPr>
-            </w:pPr>
-            <w:r>
-              <w:rPr>
-                <w:rFonts w:ascii="Times New Roman" w:hAnsi="Times New Roman" w:cs="Times New Roman"/>
-                <w:b/>
-                <w:bCs/>
-              </w:rPr>
-              <w:t>CHƯA ĐẠT</w:t>
-            </w:r>
-          </w:p>
-        </w:tc>
-        <w:tc>
-          <w:tcPr>
-            <w:tcW w:w="0" w:type="auto"/>
-            <w:hideMark/>
-          </w:tcPr>
-          <w:p>
-            <w:pPr>
-              <w:spacing w:after="160" w:line="278" w:lineRule="auto"/>
-              <w:rPr>
-                <w:rFonts w:ascii="Times New Roman" w:hAnsi="Times New Roman" w:cs="Times New Roman"/>
-              </w:rPr>
-            </w:pPr>
-            <w:r>
-              <w:rPr>
-                <w:rFonts w:ascii="Times New Roman" w:hAnsi="Times New Roman" w:cs="Times New Roman"/>
-              </w:rPr>
-              <w:t xml:space="preserve">Mang bản chất Yêu cầu phi chức năng (Performance/UX) của tính năng thanh toán, nhưng viết quá cảm tính ("nhanh, mượt, khách dùng thấy thích"), không có con số cụ thể nên </w:t>
-            </w:r>
-            <w:r>
-              <w:rPr>
-                <w:rFonts w:ascii="Times New Roman" w:hAnsi="Times New Roman" w:cs="Times New Roman"/>
-                <w:b/>
-                <w:bCs/>
-              </w:rPr>
-              <w:t>không thể kiểm chứng được (Not testable)</w:t>
-            </w:r>
-            <w:r>
-              <w:rPr>
-                <w:rFonts w:ascii="Times New Roman" w:hAnsi="Times New Roman" w:cs="Times New Roman"/>
-              </w:rPr>
-              <w:t>.</w:t>
+            <w:tcW w:w="864" w:type="dxa"/>
+          </w:tcPr>
+          <w:p>
+            <w:pPr>
+              <w:rPr>
+                <w:rFonts w:ascii="Times New Roman" w:hAnsi="Times New Roman" w:cs="Times New Roman"/>
+                <w:color w:val="000000" w:themeColor="text1"/>
+              </w:rPr>
+            </w:pPr>
+            <w:r>
+              <w:rPr>
+                <w:rFonts w:ascii="Times New Roman" w:hAnsi="Times New Roman" w:cs="Times New Roman"/>
+                <w:color w:val="000000" w:themeColor="text1"/>
+                <w:sz w:val="19"/>
+              </w:rPr>
+              <w:t>2</w:t>
+            </w:r>
+          </w:p>
+        </w:tc>
+        <w:tc>
+          <w:tcPr>
+            <w:tcW w:w="3168" w:type="dxa"/>
+          </w:tcPr>
+          <w:p>
+            <w:pPr>
+              <w:rPr>
+                <w:rFonts w:ascii="Times New Roman" w:hAnsi="Times New Roman" w:cs="Times New Roman"/>
+                <w:color w:val="000000" w:themeColor="text1"/>
+              </w:rPr>
+            </w:pPr>
+            <w:r>
+              <w:rPr>
+                <w:rFonts w:ascii="Times New Roman" w:hAnsi="Times New Roman" w:cs="Times New Roman"/>
+                <w:color w:val="000000" w:themeColor="text1"/>
+                <w:sz w:val="19"/>
+              </w:rPr>
+              <w:t>Tìm kiếm sách theo tên/tác giả</w:t>
+            </w:r>
+          </w:p>
+        </w:tc>
+        <w:tc>
+          <w:tcPr>
+            <w:tcW w:w="1728" w:type="dxa"/>
+          </w:tcPr>
+          <w:p>
+            <w:pPr>
+              <w:rPr>
+                <w:rFonts w:ascii="Times New Roman" w:hAnsi="Times New Roman" w:cs="Times New Roman"/>
+                <w:color w:val="000000" w:themeColor="text1"/>
+              </w:rPr>
+            </w:pPr>
+            <w:r>
+              <w:rPr>
+                <w:rFonts w:ascii="Times New Roman" w:hAnsi="Times New Roman" w:cs="Times New Roman"/>
+                <w:color w:val="000000" w:themeColor="text1"/>
+                <w:sz w:val="19"/>
+              </w:rPr>
+              <w:t>Must Have</w:t>
+            </w:r>
+          </w:p>
+        </w:tc>
+        <w:tc>
+          <w:tcPr>
+            <w:tcW w:w="3600" w:type="dxa"/>
+          </w:tcPr>
+          <w:p>
+            <w:pPr>
+              <w:rPr>
+                <w:rFonts w:ascii="Times New Roman" w:hAnsi="Times New Roman" w:cs="Times New Roman"/>
+                <w:color w:val="000000" w:themeColor="text1"/>
+              </w:rPr>
+            </w:pPr>
+            <w:r>
+              <w:rPr>
+                <w:rFonts w:ascii="Times New Roman" w:hAnsi="Times New Roman" w:cs="Times New Roman"/>
+                <w:color w:val="000000" w:themeColor="text1"/>
+                <w:sz w:val="19"/>
+              </w:rPr>
+              <w:t>Không có tính năng này độc giả không thể tra cứu để chọn cuốn sách cần mượn, không có cách xử lý tạm thời nào khác trên giao diện online. Phụ thuộc vào hạng mục 10.</w:t>
             </w:r>
           </w:p>
         </w:tc>
@@ -517,149 +382,85 @@
       <w:tr>
         <w:tc>
           <w:tcPr>
-            <w:tcW w:w="0" w:type="auto"/>
-            <w:hideMark/>
-          </w:tcPr>
-          <w:p>
-            <w:pPr>
-              <w:spacing w:after="160" w:line="278" w:lineRule="auto"/>
-              <w:rPr>
-                <w:rFonts w:ascii="Times New Roman" w:hAnsi="Times New Roman" w:cs="Times New Roman"/>
-              </w:rPr>
-            </w:pPr>
-            <w:r>
-              <w:rPr>
-                <w:rFonts w:ascii="Times New Roman" w:hAnsi="Times New Roman" w:cs="Times New Roman"/>
-                <w:b/>
-                <w:bCs/>
-              </w:rPr>
-              <w:t>Đ4</w:t>
-            </w:r>
-          </w:p>
-        </w:tc>
-        <w:tc>
-          <w:tcPr>
-            <w:tcW w:w="0" w:type="auto"/>
-            <w:hideMark/>
-          </w:tcPr>
-          <w:p>
-            <w:pPr>
-              <w:spacing w:after="160" w:line="278" w:lineRule="auto"/>
-              <w:rPr>
-                <w:rFonts w:ascii="Times New Roman" w:hAnsi="Times New Roman" w:cs="Times New Roman"/>
-              </w:rPr>
-            </w:pPr>
-            <w:r>
-              <w:rPr>
-                <w:rFonts w:ascii="Times New Roman" w:hAnsi="Times New Roman" w:cs="Times New Roman"/>
-                <w:b/>
-                <w:bCs/>
-              </w:rPr>
-              <w:t>AC</w:t>
-            </w:r>
-          </w:p>
-        </w:tc>
-        <w:tc>
-          <w:tcPr>
-            <w:tcW w:w="0" w:type="auto"/>
-            <w:hideMark/>
-          </w:tcPr>
-          <w:p>
-            <w:pPr>
-              <w:spacing w:after="160" w:line="278" w:lineRule="auto"/>
-              <w:rPr>
-                <w:rFonts w:ascii="Times New Roman" w:hAnsi="Times New Roman" w:cs="Times New Roman"/>
-              </w:rPr>
-            </w:pPr>
-            <w:r>
-              <w:rPr>
-                <w:rFonts w:ascii="Times New Roman" w:hAnsi="Times New Roman" w:cs="Times New Roman"/>
-              </w:rPr>
-              <w:t>Product Owner</w:t>
-            </w:r>
-          </w:p>
-        </w:tc>
-        <w:tc>
-          <w:tcPr>
-            <w:tcW w:w="0" w:type="auto"/>
-            <w:hideMark/>
-          </w:tcPr>
-          <w:p>
-            <w:pPr>
-              <w:spacing w:after="160" w:line="278" w:lineRule="auto"/>
-              <w:rPr>
-                <w:rFonts w:ascii="Times New Roman" w:hAnsi="Times New Roman" w:cs="Times New Roman"/>
-              </w:rPr>
-            </w:pPr>
-            <w:r>
-              <w:rPr>
-                <w:rFonts w:ascii="Times New Roman" w:hAnsi="Times New Roman" w:cs="Times New Roman"/>
-                <w:b/>
-                <w:bCs/>
-              </w:rPr>
-              <w:t>CHƯA ĐẠT</w:t>
-            </w:r>
-          </w:p>
-        </w:tc>
-        <w:tc>
-          <w:tcPr>
-            <w:tcW w:w="0" w:type="auto"/>
-            <w:hideMark/>
-          </w:tcPr>
-          <w:p>
-            <w:pPr>
-              <w:spacing w:after="160" w:line="278" w:lineRule="auto"/>
-              <w:rPr>
-                <w:rFonts w:ascii="Times New Roman" w:hAnsi="Times New Roman" w:cs="Times New Roman"/>
-              </w:rPr>
-            </w:pPr>
-            <w:r>
-              <w:rPr>
-                <w:rFonts w:ascii="Times New Roman" w:hAnsi="Times New Roman" w:cs="Times New Roman"/>
-              </w:rPr>
-              <w:t xml:space="preserve">Kịch bản ngoại lệ (Edge Case / Bẫy dữ liệu) riêng của User Story thanh toán. Thực tế khi PO (Đức) test thử: </w:t>
-            </w:r>
-            <w:r>
-              <w:rPr>
-                <w:rFonts w:ascii="Times New Roman" w:hAnsi="Times New Roman" w:cs="Times New Roman"/>
-                <w:i/>
-                <w:iCs/>
-              </w:rPr>
-              <w:t>Số dư không đủ nhưng ví vẫn bị trừ tiền</w:t>
-            </w:r>
-            <w:r>
-              <w:rPr>
-                <w:rFonts w:ascii="Times New Roman" w:hAnsi="Times New Roman" w:cs="Times New Roman"/>
-              </w:rPr>
-              <w:t xml:space="preserve"> </w:t>
-            </w:r>
-            <m:oMath>
-              <m:r>
-                <w:rPr>
-                  <w:rFonts w:ascii="Cambria Math" w:hAnsi="Cambria Math" w:cs="Times New Roman"/>
-                </w:rPr>
-                <m:t>→</m:t>
-              </m:r>
-            </m:oMath>
-            <w:r>
-              <w:rPr>
-                <w:rFonts w:ascii="Times New Roman" w:hAnsi="Times New Roman" w:cs="Times New Roman"/>
-              </w:rPr>
-              <w:t xml:space="preserve"> </w:t>
-            </w:r>
-            <w:r>
-              <w:rPr>
-                <w:rFonts w:ascii="Times New Roman" w:hAnsi="Times New Roman" w:cs="Times New Roman"/>
-                <w:b/>
-                <w:bCs/>
-              </w:rPr>
-              <w:t>Thất bại AC</w:t>
-            </w:r>
-            <w:r>
-              <w:rPr>
-                <w:rFonts w:ascii="Times New Roman" w:hAnsi="Times New Roman" w:cs="Times New Roman"/>
-              </w:rPr>
-              <w:t>.</w:t>
+            <w:tcW w:w="864" w:type="dxa"/>
+          </w:tcPr>
+          <w:p>
+            <w:pPr>
+              <w:rPr>
+                <w:rFonts w:ascii="Times New Roman" w:hAnsi="Times New Roman" w:cs="Times New Roman"/>
+                <w:color w:val="000000" w:themeColor="text1"/>
+              </w:rPr>
+            </w:pPr>
+            <w:r>
+              <w:rPr>
+                <w:rFonts w:ascii="Times New Roman" w:hAnsi="Times New Roman" w:cs="Times New Roman"/>
+                <w:color w:val="000000" w:themeColor="text1"/>
+                <w:sz w:val="19"/>
+              </w:rPr>
+              <w:t>3</w:t>
+            </w:r>
+          </w:p>
+        </w:tc>
+        <w:tc>
+          <w:tcPr>
+            <w:tcW w:w="3168" w:type="dxa"/>
+          </w:tcPr>
+          <w:p>
+            <w:pPr>
+              <w:rPr>
+                <w:rFonts w:ascii="Times New Roman" w:hAnsi="Times New Roman" w:cs="Times New Roman"/>
+                <w:color w:val="000000" w:themeColor="text1"/>
+              </w:rPr>
+            </w:pPr>
+            <w:r>
+              <w:rPr>
+                <w:rFonts w:ascii="Times New Roman" w:hAnsi="Times New Roman" w:cs="Times New Roman"/>
+                <w:color w:val="000000" w:themeColor="text1"/>
+                <w:sz w:val="19"/>
+              </w:rPr>
+              <w:t>Mượn sách online (có giới hạn số sách mượn cùng lúc)</w:t>
+            </w:r>
+          </w:p>
+        </w:tc>
+        <w:tc>
+          <w:tcPr>
+            <w:tcW w:w="1728" w:type="dxa"/>
+          </w:tcPr>
+          <w:p>
+            <w:pPr>
+              <w:rPr>
+                <w:rFonts w:ascii="Times New Roman" w:hAnsi="Times New Roman" w:cs="Times New Roman"/>
+                <w:color w:val="000000" w:themeColor="text1"/>
+              </w:rPr>
+            </w:pPr>
+            <w:r>
+              <w:rPr>
+                <w:rFonts w:ascii="Times New Roman" w:hAnsi="Times New Roman" w:cs="Times New Roman"/>
+                <w:color w:val="000000" w:themeColor="text1"/>
+                <w:sz w:val="19"/>
+              </w:rPr>
+              <w:t>Must Have</w:t>
+            </w:r>
+          </w:p>
+        </w:tc>
+        <w:tc>
+          <w:tcPr>
+            <w:tcW w:w="3600" w:type="dxa"/>
+          </w:tcPr>
+          <w:p>
+            <w:pPr>
+              <w:rPr>
+                <w:rFonts w:ascii="Times New Roman" w:hAnsi="Times New Roman" w:cs="Times New Roman"/>
+                <w:color w:val="000000" w:themeColor="text1"/>
+              </w:rPr>
+            </w:pPr>
+            <w:r>
+              <w:rPr>
+                <w:rFonts w:ascii="Times New Roman" w:hAnsi="Times New Roman" w:cs="Times New Roman"/>
+                <w:color w:val="000000" w:themeColor="text1"/>
+                <w:sz w:val="19"/>
+              </w:rPr>
+              <w:t>Đây là nghiệp vụ cốt lõi nhất của hệ thống mượn sách online. Nếu không có nó thì hệ thống hoàn toàn thất bại và không thể phát hành MVP. Phụ thuộc vào hạng mục 1 và 2.</w:t>
             </w:r>
           </w:p>
         </w:tc>
@@ -667,107 +468,697 @@
       <w:tr>
         <w:tc>
           <w:tcPr>
-            <w:tcW w:w="0" w:type="auto"/>
-            <w:hideMark/>
-          </w:tcPr>
-          <w:p>
-            <w:pPr>
-              <w:spacing w:after="160" w:line="278" w:lineRule="auto"/>
-              <w:rPr>
-                <w:rFonts w:ascii="Times New Roman" w:hAnsi="Times New Roman" w:cs="Times New Roman"/>
-              </w:rPr>
-            </w:pPr>
-            <w:r>
-              <w:rPr>
-                <w:rFonts w:ascii="Times New Roman" w:hAnsi="Times New Roman" w:cs="Times New Roman"/>
-                <w:b/>
-                <w:bCs/>
-              </w:rPr>
-              <w:t>Đ5</w:t>
-            </w:r>
-          </w:p>
-        </w:tc>
-        <w:tc>
-          <w:tcPr>
-            <w:tcW w:w="0" w:type="auto"/>
-            <w:hideMark/>
-          </w:tcPr>
-          <w:p>
-            <w:pPr>
-              <w:spacing w:after="160" w:line="278" w:lineRule="auto"/>
-              <w:rPr>
-                <w:rFonts w:ascii="Times New Roman" w:hAnsi="Times New Roman" w:cs="Times New Roman"/>
-              </w:rPr>
-            </w:pPr>
-            <w:r>
-              <w:rPr>
-                <w:rFonts w:ascii="Times New Roman" w:hAnsi="Times New Roman" w:cs="Times New Roman"/>
-                <w:b/>
-                <w:bCs/>
-              </w:rPr>
-              <w:t>DoD</w:t>
-            </w:r>
-          </w:p>
-        </w:tc>
-        <w:tc>
-          <w:tcPr>
-            <w:tcW w:w="0" w:type="auto"/>
-            <w:hideMark/>
-          </w:tcPr>
-          <w:p>
-            <w:pPr>
-              <w:spacing w:after="160" w:line="278" w:lineRule="auto"/>
-              <w:rPr>
-                <w:rFonts w:ascii="Times New Roman" w:hAnsi="Times New Roman" w:cs="Times New Roman"/>
-              </w:rPr>
-            </w:pPr>
-            <w:r>
-              <w:rPr>
-                <w:rFonts w:ascii="Times New Roman" w:hAnsi="Times New Roman" w:cs="Times New Roman"/>
-              </w:rPr>
-              <w:t>Developers</w:t>
-            </w:r>
-          </w:p>
-        </w:tc>
-        <w:tc>
-          <w:tcPr>
-            <w:tcW w:w="0" w:type="auto"/>
-            <w:hideMark/>
-          </w:tcPr>
-          <w:p>
-            <w:pPr>
-              <w:spacing w:after="160" w:line="278" w:lineRule="auto"/>
-              <w:rPr>
-                <w:rFonts w:ascii="Times New Roman" w:hAnsi="Times New Roman" w:cs="Times New Roman"/>
-              </w:rPr>
-            </w:pPr>
-            <w:r>
-              <w:rPr>
-                <w:rFonts w:ascii="Times New Roman" w:hAnsi="Times New Roman" w:cs="Times New Roman"/>
-                <w:b/>
-                <w:bCs/>
-              </w:rPr>
-              <w:t>ĐẠT</w:t>
-            </w:r>
-          </w:p>
-        </w:tc>
-        <w:tc>
-          <w:tcPr>
-            <w:tcW w:w="0" w:type="auto"/>
-            <w:hideMark/>
-          </w:tcPr>
-          <w:p>
-            <w:pPr>
-              <w:spacing w:after="160" w:line="278" w:lineRule="auto"/>
-              <w:rPr>
-                <w:rFonts w:ascii="Times New Roman" w:hAnsi="Times New Roman" w:cs="Times New Roman"/>
-              </w:rPr>
-            </w:pPr>
-            <w:r>
-              <w:rPr>
-                <w:rFonts w:ascii="Times New Roman" w:hAnsi="Times New Roman" w:cs="Times New Roman"/>
-              </w:rPr>
-              <w:t>Tiêu chí chất lượng và môi trường triển khai chung áp dụng cho mọi Story (Deploy Staging &amp; No Blocker/Critical bugs). Đã đạt trên môi trường Staging.</w:t>
+            <w:tcW w:w="864" w:type="dxa"/>
+          </w:tcPr>
+          <w:p>
+            <w:pPr>
+              <w:rPr>
+                <w:rFonts w:ascii="Times New Roman" w:hAnsi="Times New Roman" w:cs="Times New Roman"/>
+                <w:color w:val="000000" w:themeColor="text1"/>
+              </w:rPr>
+            </w:pPr>
+            <w:r>
+              <w:rPr>
+                <w:rFonts w:ascii="Times New Roman" w:hAnsi="Times New Roman" w:cs="Times New Roman"/>
+                <w:color w:val="000000" w:themeColor="text1"/>
+                <w:sz w:val="19"/>
+              </w:rPr>
+              <w:t>8</w:t>
+            </w:r>
+          </w:p>
+        </w:tc>
+        <w:tc>
+          <w:tcPr>
+            <w:tcW w:w="3168" w:type="dxa"/>
+          </w:tcPr>
+          <w:p>
+            <w:pPr>
+              <w:rPr>
+                <w:rFonts w:ascii="Times New Roman" w:hAnsi="Times New Roman" w:cs="Times New Roman"/>
+                <w:color w:val="000000" w:themeColor="text1"/>
+              </w:rPr>
+            </w:pPr>
+            <w:r>
+              <w:rPr>
+                <w:rFonts w:ascii="Times New Roman" w:hAnsi="Times New Roman" w:cs="Times New Roman"/>
+                <w:color w:val="000000" w:themeColor="text1"/>
+                <w:sz w:val="19"/>
+              </w:rPr>
+              <w:t>Thông báo email khi sắp đến hạn trả sách</w:t>
+            </w:r>
+          </w:p>
+        </w:tc>
+        <w:tc>
+          <w:tcPr>
+            <w:tcW w:w="1728" w:type="dxa"/>
+          </w:tcPr>
+          <w:p>
+            <w:pPr>
+              <w:rPr>
+                <w:rFonts w:ascii="Times New Roman" w:hAnsi="Times New Roman" w:cs="Times New Roman"/>
+                <w:color w:val="000000" w:themeColor="text1"/>
+              </w:rPr>
+            </w:pPr>
+            <w:r>
+              <w:rPr>
+                <w:rFonts w:ascii="Times New Roman" w:hAnsi="Times New Roman" w:cs="Times New Roman"/>
+                <w:color w:val="000000" w:themeColor="text1"/>
+                <w:sz w:val="19"/>
+              </w:rPr>
+              <w:t>Should Have</w:t>
+            </w:r>
+          </w:p>
+        </w:tc>
+        <w:tc>
+          <w:tcPr>
+            <w:tcW w:w="3600" w:type="dxa"/>
+          </w:tcPr>
+          <w:p>
+            <w:pPr>
+              <w:rPr>
+                <w:rFonts w:ascii="Times New Roman" w:hAnsi="Times New Roman" w:cs="Times New Roman"/>
+                <w:color w:val="000000" w:themeColor="text1"/>
+              </w:rPr>
+            </w:pPr>
+            <w:r>
+              <w:rPr>
+                <w:rFonts w:ascii="Times New Roman" w:hAnsi="Times New Roman" w:cs="Times New Roman"/>
+                <w:color w:val="000000" w:themeColor="text1"/>
+                <w:sz w:val="19"/>
+              </w:rPr>
+              <w:t>Rất quan trọng để giảm tỷ lệ quá hạn, tuy nhiên nếu chưa kịp làm vẫn có thể xử lý tạm thời bằng cách thủ thư nhắc trực tiếp khi nhận sách hoặc độc giả tự ghi nhớ lịch trả.</w:t>
+            </w:r>
+          </w:p>
+        </w:tc>
+      </w:tr>
+      <w:tr>
+        <w:tc>
+          <w:tcPr>
+            <w:tcW w:w="864" w:type="dxa"/>
+          </w:tcPr>
+          <w:p>
+            <w:pPr>
+              <w:rPr>
+                <w:rFonts w:ascii="Times New Roman" w:hAnsi="Times New Roman" w:cs="Times New Roman"/>
+                <w:color w:val="000000" w:themeColor="text1"/>
+              </w:rPr>
+            </w:pPr>
+            <w:r>
+              <w:rPr>
+                <w:rFonts w:ascii="Times New Roman" w:hAnsi="Times New Roman" w:cs="Times New Roman"/>
+                <w:color w:val="000000" w:themeColor="text1"/>
+                <w:sz w:val="19"/>
+              </w:rPr>
+              <w:t>9</w:t>
+            </w:r>
+          </w:p>
+        </w:tc>
+        <w:tc>
+          <w:tcPr>
+            <w:tcW w:w="3168" w:type="dxa"/>
+          </w:tcPr>
+          <w:p>
+            <w:pPr>
+              <w:rPr>
+                <w:rFonts w:ascii="Times New Roman" w:hAnsi="Times New Roman" w:cs="Times New Roman"/>
+                <w:color w:val="000000" w:themeColor="text1"/>
+              </w:rPr>
+            </w:pPr>
+            <w:r>
+              <w:rPr>
+                <w:rFonts w:ascii="Times New Roman" w:hAnsi="Times New Roman" w:cs="Times New Roman"/>
+                <w:color w:val="000000" w:themeColor="text1"/>
+                <w:sz w:val="19"/>
+              </w:rPr>
+              <w:t>Xem lịch sử mượn sách của bản thân</w:t>
+            </w:r>
+          </w:p>
+        </w:tc>
+        <w:tc>
+          <w:tcPr>
+            <w:tcW w:w="1728" w:type="dxa"/>
+          </w:tcPr>
+          <w:p>
+            <w:pPr>
+              <w:rPr>
+                <w:rFonts w:ascii="Times New Roman" w:hAnsi="Times New Roman" w:cs="Times New Roman"/>
+                <w:color w:val="000000" w:themeColor="text1"/>
+              </w:rPr>
+            </w:pPr>
+            <w:r>
+              <w:rPr>
+                <w:rFonts w:ascii="Times New Roman" w:hAnsi="Times New Roman" w:cs="Times New Roman"/>
+                <w:color w:val="000000" w:themeColor="text1"/>
+                <w:sz w:val="19"/>
+              </w:rPr>
+              <w:t>Should Have</w:t>
+            </w:r>
+          </w:p>
+        </w:tc>
+        <w:tc>
+          <w:tcPr>
+            <w:tcW w:w="3600" w:type="dxa"/>
+          </w:tcPr>
+          <w:p>
+            <w:pPr>
+              <w:rPr>
+                <w:rFonts w:ascii="Times New Roman" w:hAnsi="Times New Roman" w:cs="Times New Roman"/>
+                <w:color w:val="000000" w:themeColor="text1"/>
+              </w:rPr>
+            </w:pPr>
+            <w:r>
+              <w:rPr>
+                <w:rFonts w:ascii="Times New Roman" w:hAnsi="Times New Roman" w:cs="Times New Roman"/>
+                <w:color w:val="000000" w:themeColor="text1"/>
+                <w:sz w:val="19"/>
+              </w:rPr>
+              <w:t>Giúp độc giả theo dõi các sách đang mượn và hạn trả, nhưng nếu chưa có thì độc giả vẫn có thể hỏi thủ thư tại quầy hoặc xem trên phiếu mượn giấy. Phụ thuộc vào hạng mục 1 và 3.</w:t>
+            </w:r>
+          </w:p>
+        </w:tc>
+      </w:tr>
+      <w:tr>
+        <w:tc>
+          <w:tcPr>
+            <w:tcW w:w="864" w:type="dxa"/>
+          </w:tcPr>
+          <w:p>
+            <w:pPr>
+              <w:rPr>
+                <w:rFonts w:ascii="Times New Roman" w:hAnsi="Times New Roman" w:cs="Times New Roman"/>
+                <w:color w:val="000000" w:themeColor="text1"/>
+              </w:rPr>
+            </w:pPr>
+            <w:r>
+              <w:rPr>
+                <w:rFonts w:ascii="Times New Roman" w:hAnsi="Times New Roman" w:cs="Times New Roman"/>
+                <w:color w:val="000000" w:themeColor="text1"/>
+                <w:sz w:val="19"/>
+              </w:rPr>
+              <w:t>4</w:t>
+            </w:r>
+          </w:p>
+        </w:tc>
+        <w:tc>
+          <w:tcPr>
+            <w:tcW w:w="3168" w:type="dxa"/>
+          </w:tcPr>
+          <w:p>
+            <w:pPr>
+              <w:rPr>
+                <w:rFonts w:ascii="Times New Roman" w:hAnsi="Times New Roman" w:cs="Times New Roman"/>
+                <w:color w:val="000000" w:themeColor="text1"/>
+              </w:rPr>
+            </w:pPr>
+            <w:r>
+              <w:rPr>
+                <w:rFonts w:ascii="Times New Roman" w:hAnsi="Times New Roman" w:cs="Times New Roman"/>
+                <w:color w:val="000000" w:themeColor="text1"/>
+                <w:sz w:val="19"/>
+              </w:rPr>
+              <w:t>Gia hạn mượn sách online</w:t>
+            </w:r>
+          </w:p>
+        </w:tc>
+        <w:tc>
+          <w:tcPr>
+            <w:tcW w:w="1728" w:type="dxa"/>
+          </w:tcPr>
+          <w:p>
+            <w:pPr>
+              <w:rPr>
+                <w:rFonts w:ascii="Times New Roman" w:hAnsi="Times New Roman" w:cs="Times New Roman"/>
+                <w:color w:val="000000" w:themeColor="text1"/>
+              </w:rPr>
+            </w:pPr>
+            <w:r>
+              <w:rPr>
+                <w:rFonts w:ascii="Times New Roman" w:hAnsi="Times New Roman" w:cs="Times New Roman"/>
+                <w:color w:val="000000" w:themeColor="text1"/>
+                <w:sz w:val="19"/>
+              </w:rPr>
+              <w:t>Should Have</w:t>
+            </w:r>
+          </w:p>
+        </w:tc>
+        <w:tc>
+          <w:tcPr>
+            <w:tcW w:w="3600" w:type="dxa"/>
+          </w:tcPr>
+          <w:p>
+            <w:pPr>
+              <w:rPr>
+                <w:rFonts w:ascii="Times New Roman" w:hAnsi="Times New Roman" w:cs="Times New Roman"/>
+                <w:color w:val="000000" w:themeColor="text1"/>
+              </w:rPr>
+            </w:pPr>
+            <w:r>
+              <w:rPr>
+                <w:rFonts w:ascii="Times New Roman" w:hAnsi="Times New Roman" w:cs="Times New Roman"/>
+                <w:color w:val="000000" w:themeColor="text1"/>
+                <w:sz w:val="19"/>
+              </w:rPr>
+              <w:t>Giúp giảm tải cho thủ thư và tăng tiện ích, nhưng nếu cắt đi thì độc giả vẫn có cách xử lý tạm thời là mang sách đến quầy hoặc gọi điện để gia hạn thủ công. Phụ thuộc vào hạng mục 3.</w:t>
+            </w:r>
+          </w:p>
+        </w:tc>
+      </w:tr>
+      <w:tr>
+        <w:tc>
+          <w:tcPr>
+            <w:tcW w:w="864" w:type="dxa"/>
+          </w:tcPr>
+          <w:p>
+            <w:pPr>
+              <w:rPr>
+                <w:rFonts w:ascii="Times New Roman" w:hAnsi="Times New Roman" w:cs="Times New Roman"/>
+                <w:color w:val="000000" w:themeColor="text1"/>
+              </w:rPr>
+            </w:pPr>
+            <w:r>
+              <w:rPr>
+                <w:rFonts w:ascii="Times New Roman" w:hAnsi="Times New Roman" w:cs="Times New Roman"/>
+                <w:color w:val="000000" w:themeColor="text1"/>
+                <w:sz w:val="19"/>
+              </w:rPr>
+              <w:t>5</w:t>
+            </w:r>
+          </w:p>
+        </w:tc>
+        <w:tc>
+          <w:tcPr>
+            <w:tcW w:w="3168" w:type="dxa"/>
+          </w:tcPr>
+          <w:p>
+            <w:pPr>
+              <w:rPr>
+                <w:rFonts w:ascii="Times New Roman" w:hAnsi="Times New Roman" w:cs="Times New Roman"/>
+                <w:color w:val="000000" w:themeColor="text1"/>
+              </w:rPr>
+            </w:pPr>
+            <w:r>
+              <w:rPr>
+                <w:rFonts w:ascii="Times New Roman" w:hAnsi="Times New Roman" w:cs="Times New Roman"/>
+                <w:color w:val="000000" w:themeColor="text1"/>
+                <w:sz w:val="19"/>
+              </w:rPr>
+              <w:t>Đặt trước sách khi hết (kèm thông báo khi sách có sẵn)</w:t>
+            </w:r>
+          </w:p>
+        </w:tc>
+        <w:tc>
+          <w:tcPr>
+            <w:tcW w:w="1728" w:type="dxa"/>
+          </w:tcPr>
+          <w:p>
+            <w:pPr>
+              <w:rPr>
+                <w:rFonts w:ascii="Times New Roman" w:hAnsi="Times New Roman" w:cs="Times New Roman"/>
+                <w:color w:val="000000" w:themeColor="text1"/>
+              </w:rPr>
+            </w:pPr>
+            <w:r>
+              <w:rPr>
+                <w:rFonts w:ascii="Times New Roman" w:hAnsi="Times New Roman" w:cs="Times New Roman"/>
+                <w:color w:val="000000" w:themeColor="text1"/>
+                <w:sz w:val="19"/>
+              </w:rPr>
+              <w:t>Could Have</w:t>
+            </w:r>
+          </w:p>
+        </w:tc>
+        <w:tc>
+          <w:tcPr>
+            <w:tcW w:w="3600" w:type="dxa"/>
+          </w:tcPr>
+          <w:p>
+            <w:pPr>
+              <w:rPr>
+                <w:rFonts w:ascii="Times New Roman" w:hAnsi="Times New Roman" w:cs="Times New Roman"/>
+                <w:color w:val="000000" w:themeColor="text1"/>
+              </w:rPr>
+            </w:pPr>
+            <w:r>
+              <w:rPr>
+                <w:rFonts w:ascii="Times New Roman" w:hAnsi="Times New Roman" w:cs="Times New Roman"/>
+                <w:color w:val="000000" w:themeColor="text1"/>
+                <w:sz w:val="19"/>
+              </w:rPr>
+              <w:t>Tăng trải nghiệm người dùng khi sách HOT bị mượn hết. Nếu cắt bỏ thì độc giả chỉ cảm thấy hơi bất tiện và sẽ quay lại tìm sau, không ảnh hưởng đến luồng mượn sách thông thường. Phụ thuộc vào hạng mục 3.</w:t>
+            </w:r>
+          </w:p>
+        </w:tc>
+      </w:tr>
+      <w:tr>
+        <w:tc>
+          <w:tcPr>
+            <w:tcW w:w="864" w:type="dxa"/>
+          </w:tcPr>
+          <w:p>
+            <w:pPr>
+              <w:rPr>
+                <w:rFonts w:ascii="Times New Roman" w:hAnsi="Times New Roman" w:cs="Times New Roman"/>
+                <w:color w:val="000000" w:themeColor="text1"/>
+              </w:rPr>
+            </w:pPr>
+            <w:r>
+              <w:rPr>
+                <w:rFonts w:ascii="Times New Roman" w:hAnsi="Times New Roman" w:cs="Times New Roman"/>
+                <w:color w:val="000000" w:themeColor="text1"/>
+                <w:sz w:val="19"/>
+              </w:rPr>
+              <w:t>6</w:t>
+            </w:r>
+          </w:p>
+        </w:tc>
+        <w:tc>
+          <w:tcPr>
+            <w:tcW w:w="3168" w:type="dxa"/>
+          </w:tcPr>
+          <w:p>
+            <w:pPr>
+              <w:rPr>
+                <w:rFonts w:ascii="Times New Roman" w:hAnsi="Times New Roman" w:cs="Times New Roman"/>
+                <w:color w:val="000000" w:themeColor="text1"/>
+              </w:rPr>
+            </w:pPr>
+            <w:r>
+              <w:rPr>
+                <w:rFonts w:ascii="Times New Roman" w:hAnsi="Times New Roman" w:cs="Times New Roman"/>
+                <w:color w:val="000000" w:themeColor="text1"/>
+                <w:sz w:val="19"/>
+              </w:rPr>
+              <w:t>Đánh giá &amp; bình luận sách sau khi đọc</w:t>
+            </w:r>
+          </w:p>
+        </w:tc>
+        <w:tc>
+          <w:tcPr>
+            <w:tcW w:w="1728" w:type="dxa"/>
+          </w:tcPr>
+          <w:p>
+            <w:pPr>
+              <w:rPr>
+                <w:rFonts w:ascii="Times New Roman" w:hAnsi="Times New Roman" w:cs="Times New Roman"/>
+                <w:color w:val="000000" w:themeColor="text1"/>
+              </w:rPr>
+            </w:pPr>
+            <w:r>
+              <w:rPr>
+                <w:rFonts w:ascii="Times New Roman" w:hAnsi="Times New Roman" w:cs="Times New Roman"/>
+                <w:color w:val="000000" w:themeColor="text1"/>
+                <w:sz w:val="19"/>
+              </w:rPr>
+              <w:t>Could Have</w:t>
+            </w:r>
+          </w:p>
+        </w:tc>
+        <w:tc>
+          <w:tcPr>
+            <w:tcW w:w="3600" w:type="dxa"/>
+          </w:tcPr>
+          <w:p>
+            <w:pPr>
+              <w:rPr>
+                <w:rFonts w:ascii="Times New Roman" w:hAnsi="Times New Roman" w:cs="Times New Roman"/>
+                <w:color w:val="000000" w:themeColor="text1"/>
+              </w:rPr>
+            </w:pPr>
+            <w:r>
+              <w:rPr>
+                <w:rFonts w:ascii="Times New Roman" w:hAnsi="Times New Roman" w:cs="Times New Roman"/>
+                <w:color w:val="000000" w:themeColor="text1"/>
+                <w:sz w:val="19"/>
+              </w:rPr>
+              <w:t xml:space="preserve">Giúp tăng tương tác cộng đồng. Nếu bỏ đi thì người dùng chỉ mất đi một tính năng phụ, hoàn toàn không ảnh hưởng tới nghiệp </w:t>
+            </w:r>
+            <w:r>
+              <w:rPr>
+                <w:rFonts w:ascii="Times New Roman" w:hAnsi="Times New Roman" w:cs="Times New Roman"/>
+                <w:color w:val="000000" w:themeColor="text1"/>
+                <w:sz w:val="19"/>
+              </w:rPr>
+              <w:lastRenderedPageBreak/>
+              <w:t>vụ mượn trả cốt lõi. Phụ thuộc vào hạng mục 1 và 3.</w:t>
+            </w:r>
+          </w:p>
+        </w:tc>
+      </w:tr>
+      <w:tr>
+        <w:tc>
+          <w:tcPr>
+            <w:tcW w:w="864" w:type="dxa"/>
+          </w:tcPr>
+          <w:p>
+            <w:pPr>
+              <w:rPr>
+                <w:rFonts w:ascii="Times New Roman" w:hAnsi="Times New Roman" w:cs="Times New Roman"/>
+                <w:color w:val="000000" w:themeColor="text1"/>
+              </w:rPr>
+            </w:pPr>
+            <w:r>
+              <w:rPr>
+                <w:rFonts w:ascii="Times New Roman" w:hAnsi="Times New Roman" w:cs="Times New Roman"/>
+                <w:color w:val="000000" w:themeColor="text1"/>
+                <w:sz w:val="19"/>
+              </w:rPr>
+              <w:lastRenderedPageBreak/>
+              <w:t>12</w:t>
+            </w:r>
+          </w:p>
+        </w:tc>
+        <w:tc>
+          <w:tcPr>
+            <w:tcW w:w="3168" w:type="dxa"/>
+          </w:tcPr>
+          <w:p>
+            <w:pPr>
+              <w:rPr>
+                <w:rFonts w:ascii="Times New Roman" w:hAnsi="Times New Roman" w:cs="Times New Roman"/>
+                <w:color w:val="000000" w:themeColor="text1"/>
+              </w:rPr>
+            </w:pPr>
+            <w:r>
+              <w:rPr>
+                <w:rFonts w:ascii="Times New Roman" w:hAnsi="Times New Roman" w:cs="Times New Roman"/>
+                <w:color w:val="000000" w:themeColor="text1"/>
+                <w:sz w:val="19"/>
+              </w:rPr>
+              <w:t>Tích hợp đăng nhập bằng Google/Facebook</w:t>
+            </w:r>
+          </w:p>
+        </w:tc>
+        <w:tc>
+          <w:tcPr>
+            <w:tcW w:w="1728" w:type="dxa"/>
+          </w:tcPr>
+          <w:p>
+            <w:pPr>
+              <w:rPr>
+                <w:rFonts w:ascii="Times New Roman" w:hAnsi="Times New Roman" w:cs="Times New Roman"/>
+                <w:color w:val="000000" w:themeColor="text1"/>
+              </w:rPr>
+            </w:pPr>
+            <w:r>
+              <w:rPr>
+                <w:rFonts w:ascii="Times New Roman" w:hAnsi="Times New Roman" w:cs="Times New Roman"/>
+                <w:color w:val="000000" w:themeColor="text1"/>
+                <w:sz w:val="19"/>
+              </w:rPr>
+              <w:t>Won't Have</w:t>
+            </w:r>
+          </w:p>
+        </w:tc>
+        <w:tc>
+          <w:tcPr>
+            <w:tcW w:w="3600" w:type="dxa"/>
+          </w:tcPr>
+          <w:p>
+            <w:pPr>
+              <w:rPr>
+                <w:rFonts w:ascii="Times New Roman" w:hAnsi="Times New Roman" w:cs="Times New Roman"/>
+                <w:color w:val="000000" w:themeColor="text1"/>
+              </w:rPr>
+            </w:pPr>
+            <w:r>
+              <w:rPr>
+                <w:rFonts w:ascii="Times New Roman" w:hAnsi="Times New Roman" w:cs="Times New Roman"/>
+                <w:color w:val="000000" w:themeColor="text1"/>
+                <w:sz w:val="19"/>
+              </w:rPr>
+              <w:t>Đã có chức năng đăng ký/đăng nhập truyền thống ở hạng mục 1 nên hệ thống vẫn vận hành bình thường. Việc tích hợp bên thứ ba sẽ tốn thêm thời gian kết nối API và kiểm thử nên chưa làm ở Release 1, đã thông báo rõ với stakeholders. Phụ thuộc vào hạng mục 1.</w:t>
+            </w:r>
+          </w:p>
+        </w:tc>
+      </w:tr>
+      <w:tr>
+        <w:tc>
+          <w:tcPr>
+            <w:tcW w:w="864" w:type="dxa"/>
+          </w:tcPr>
+          <w:p>
+            <w:pPr>
+              <w:rPr>
+                <w:rFonts w:ascii="Times New Roman" w:hAnsi="Times New Roman" w:cs="Times New Roman"/>
+                <w:color w:val="000000" w:themeColor="text1"/>
+              </w:rPr>
+            </w:pPr>
+            <w:r>
+              <w:rPr>
+                <w:rFonts w:ascii="Times New Roman" w:hAnsi="Times New Roman" w:cs="Times New Roman"/>
+                <w:color w:val="000000" w:themeColor="text1"/>
+                <w:sz w:val="19"/>
+              </w:rPr>
+              <w:t>7</w:t>
+            </w:r>
+          </w:p>
+        </w:tc>
+        <w:tc>
+          <w:tcPr>
+            <w:tcW w:w="3168" w:type="dxa"/>
+          </w:tcPr>
+          <w:p>
+            <w:pPr>
+              <w:rPr>
+                <w:rFonts w:ascii="Times New Roman" w:hAnsi="Times New Roman" w:cs="Times New Roman"/>
+                <w:color w:val="000000" w:themeColor="text1"/>
+              </w:rPr>
+            </w:pPr>
+            <w:r>
+              <w:rPr>
+                <w:rFonts w:ascii="Times New Roman" w:hAnsi="Times New Roman" w:cs="Times New Roman"/>
+                <w:color w:val="000000" w:themeColor="text1"/>
+                <w:sz w:val="19"/>
+              </w:rPr>
+              <w:t>Gợi ý sách theo sở thích cá nhân (recommendation)</w:t>
+            </w:r>
+          </w:p>
+        </w:tc>
+        <w:tc>
+          <w:tcPr>
+            <w:tcW w:w="1728" w:type="dxa"/>
+          </w:tcPr>
+          <w:p>
+            <w:pPr>
+              <w:rPr>
+                <w:rFonts w:ascii="Times New Roman" w:hAnsi="Times New Roman" w:cs="Times New Roman"/>
+                <w:color w:val="000000" w:themeColor="text1"/>
+              </w:rPr>
+            </w:pPr>
+            <w:r>
+              <w:rPr>
+                <w:rFonts w:ascii="Times New Roman" w:hAnsi="Times New Roman" w:cs="Times New Roman"/>
+                <w:color w:val="000000" w:themeColor="text1"/>
+                <w:sz w:val="19"/>
+              </w:rPr>
+              <w:t>Won't Have</w:t>
+            </w:r>
+          </w:p>
+        </w:tc>
+        <w:tc>
+          <w:tcPr>
+            <w:tcW w:w="3600" w:type="dxa"/>
+          </w:tcPr>
+          <w:p>
+            <w:pPr>
+              <w:rPr>
+                <w:rFonts w:ascii="Times New Roman" w:hAnsi="Times New Roman" w:cs="Times New Roman"/>
+                <w:color w:val="000000" w:themeColor="text1"/>
+              </w:rPr>
+            </w:pPr>
+            <w:r>
+              <w:rPr>
+                <w:rFonts w:ascii="Times New Roman" w:hAnsi="Times New Roman" w:cs="Times New Roman"/>
+                <w:color w:val="000000" w:themeColor="text1"/>
+                <w:sz w:val="19"/>
+              </w:rPr>
+              <w:t>Tính năng phức tạp đòi hỏi thuật toán và dữ liệu lịch sử sử dụng đủ lớn. Ở bản MVP đầu tiên chưa đủ dữ liệu nên thống nhất chưa phát hành giai đoạn này. Phụ thuộc vào hạng mục 2 và 9.</w:t>
+            </w:r>
+          </w:p>
+        </w:tc>
+      </w:tr>
+      <w:tr>
+        <w:tc>
+          <w:tcPr>
+            <w:tcW w:w="864" w:type="dxa"/>
+          </w:tcPr>
+          <w:p>
+            <w:pPr>
+              <w:rPr>
+                <w:rFonts w:ascii="Times New Roman" w:hAnsi="Times New Roman" w:cs="Times New Roman"/>
+                <w:color w:val="000000" w:themeColor="text1"/>
+              </w:rPr>
+            </w:pPr>
+            <w:r>
+              <w:rPr>
+                <w:rFonts w:ascii="Times New Roman" w:hAnsi="Times New Roman" w:cs="Times New Roman"/>
+                <w:color w:val="000000" w:themeColor="text1"/>
+                <w:sz w:val="19"/>
+              </w:rPr>
+              <w:t>11</w:t>
+            </w:r>
+          </w:p>
+        </w:tc>
+        <w:tc>
+          <w:tcPr>
+            <w:tcW w:w="3168" w:type="dxa"/>
+          </w:tcPr>
+          <w:p>
+            <w:pPr>
+              <w:rPr>
+                <w:rFonts w:ascii="Times New Roman" w:hAnsi="Times New Roman" w:cs="Times New Roman"/>
+                <w:color w:val="000000" w:themeColor="text1"/>
+              </w:rPr>
+            </w:pPr>
+            <w:r>
+              <w:rPr>
+                <w:rFonts w:ascii="Times New Roman" w:hAnsi="Times New Roman" w:cs="Times New Roman"/>
+                <w:color w:val="000000" w:themeColor="text1"/>
+                <w:sz w:val="19"/>
+              </w:rPr>
+              <w:t>Chat trực tiếp với thủ thư</w:t>
+            </w:r>
+          </w:p>
+        </w:tc>
+        <w:tc>
+          <w:tcPr>
+            <w:tcW w:w="1728" w:type="dxa"/>
+          </w:tcPr>
+          <w:p>
+            <w:pPr>
+              <w:rPr>
+                <w:rFonts w:ascii="Times New Roman" w:hAnsi="Times New Roman" w:cs="Times New Roman"/>
+                <w:color w:val="000000" w:themeColor="text1"/>
+              </w:rPr>
+            </w:pPr>
+            <w:r>
+              <w:rPr>
+                <w:rFonts w:ascii="Times New Roman" w:hAnsi="Times New Roman" w:cs="Times New Roman"/>
+                <w:color w:val="000000" w:themeColor="text1"/>
+                <w:sz w:val="19"/>
+              </w:rPr>
+              <w:t>Won't Have</w:t>
+            </w:r>
+          </w:p>
+        </w:tc>
+        <w:tc>
+          <w:tcPr>
+            <w:tcW w:w="3600" w:type="dxa"/>
+          </w:tcPr>
+          <w:p>
+            <w:pPr>
+              <w:rPr>
+                <w:rFonts w:ascii="Times New Roman" w:hAnsi="Times New Roman" w:cs="Times New Roman"/>
+                <w:color w:val="000000" w:themeColor="text1"/>
+              </w:rPr>
+            </w:pPr>
+            <w:r>
+              <w:rPr>
+                <w:rFonts w:ascii="Times New Roman" w:hAnsi="Times New Roman" w:cs="Times New Roman"/>
+                <w:color w:val="000000" w:themeColor="text1"/>
+                <w:sz w:val="19"/>
+              </w:rPr>
+              <w:t>Đòi hỏi nguồn lực thủ thư túc trực online và hạ tầng tin nhắn thời gian thực. Bỏ qua ở Release 1 để độc giả liên hệ qua hotline hoặc gặp trực tiếp tại quầy, không ảnh hưởng đến bản MVP.</w:t>
             </w:r>
           </w:p>
         </w:tc>
@@ -777,419 +1168,1242 @@
       <w:pPr>
         <w:rPr>
           <w:rFonts w:ascii="Times New Roman" w:hAnsi="Times New Roman" w:cs="Times New Roman"/>
-          <w:b/>
-          <w:bCs/>
-          <w:sz w:val="32"/>
-          <w:szCs w:val="32"/>
+          <w:color w:val="000000" w:themeColor="text1"/>
+        </w:rPr>
+      </w:pPr>
+    </w:p>
+    <w:p>
+      <w:pPr>
+        <w:rPr>
+          <w:rFonts w:ascii="Times New Roman" w:hAnsi="Times New Roman" w:cs="Times New Roman"/>
+          <w:color w:val="000000" w:themeColor="text1"/>
         </w:rPr>
       </w:pPr>
       <w:r>
         <w:rPr>
           <w:rFonts w:ascii="Times New Roman" w:hAnsi="Times New Roman" w:cs="Times New Roman"/>
           <w:b/>
-          <w:bCs/>
-          <w:sz w:val="32"/>
-          <w:szCs w:val="32"/>
+          <w:color w:val="000000" w:themeColor="text1"/>
+          <w:sz w:val="26"/>
         </w:rPr>
-        <w:t>Phần 2: Vá Lỗi &amp; Xử Lý Tình Huống</w:t>
+        <w:t>2. PRODUCT BACKLOG ĐÃ SẮP THỨ TỰ (ORDERED PRODUCT BACKLOG)</w:t>
       </w:r>
     </w:p>
+    <w:tbl>
+      <w:tblPr>
+        <w:tblStyle w:val="TableGrid"/>
+        <w:tblW w:w="0" w:type="auto"/>
+        <w:tblLook w:val="04A0" w:firstRow="1" w:lastRow="0" w:firstColumn="1" w:lastColumn="0" w:noHBand="0" w:noVBand="1"/>
+      </w:tblPr>
+      <w:tblGrid>
+        <w:gridCol w:w="1727"/>
+        <w:gridCol w:w="1726"/>
+        <w:gridCol w:w="4027"/>
+        <w:gridCol w:w="1870"/>
+      </w:tblGrid>
+      <w:tr>
+        <w:tc>
+          <w:tcPr>
+            <w:tcW w:w="1728" w:type="dxa"/>
+          </w:tcPr>
+          <w:p>
+            <w:pPr>
+              <w:rPr>
+                <w:rFonts w:ascii="Times New Roman" w:hAnsi="Times New Roman" w:cs="Times New Roman"/>
+                <w:color w:val="000000" w:themeColor="text1"/>
+              </w:rPr>
+            </w:pPr>
+            <w:r>
+              <w:rPr>
+                <w:rFonts w:ascii="Times New Roman" w:hAnsi="Times New Roman" w:cs="Times New Roman"/>
+                <w:b/>
+                <w:color w:val="000000" w:themeColor="text1"/>
+                <w:sz w:val="20"/>
+              </w:rPr>
+              <w:t>Nhóm MoSCoW</w:t>
+            </w:r>
+          </w:p>
+        </w:tc>
+        <w:tc>
+          <w:tcPr>
+            <w:tcW w:w="1728" w:type="dxa"/>
+          </w:tcPr>
+          <w:p>
+            <w:pPr>
+              <w:rPr>
+                <w:rFonts w:ascii="Times New Roman" w:hAnsi="Times New Roman" w:cs="Times New Roman"/>
+                <w:color w:val="000000" w:themeColor="text1"/>
+              </w:rPr>
+            </w:pPr>
+            <w:r>
+              <w:rPr>
+                <w:rFonts w:ascii="Times New Roman" w:hAnsi="Times New Roman" w:cs="Times New Roman"/>
+                <w:b/>
+                <w:color w:val="000000" w:themeColor="text1"/>
+                <w:sz w:val="20"/>
+              </w:rPr>
+              <w:t>Mã hạng mục gốc</w:t>
+            </w:r>
+          </w:p>
+        </w:tc>
+        <w:tc>
+          <w:tcPr>
+            <w:tcW w:w="4032" w:type="dxa"/>
+          </w:tcPr>
+          <w:p>
+            <w:pPr>
+              <w:rPr>
+                <w:rFonts w:ascii="Times New Roman" w:hAnsi="Times New Roman" w:cs="Times New Roman"/>
+                <w:color w:val="000000" w:themeColor="text1"/>
+              </w:rPr>
+            </w:pPr>
+            <w:r>
+              <w:rPr>
+                <w:rFonts w:ascii="Times New Roman" w:hAnsi="Times New Roman" w:cs="Times New Roman"/>
+                <w:b/>
+                <w:color w:val="000000" w:themeColor="text1"/>
+                <w:sz w:val="20"/>
+              </w:rPr>
+              <w:t>Tên hạng mục Backlog</w:t>
+            </w:r>
+          </w:p>
+        </w:tc>
+        <w:tc>
+          <w:tcPr>
+            <w:tcW w:w="1872" w:type="dxa"/>
+          </w:tcPr>
+          <w:p>
+            <w:pPr>
+              <w:rPr>
+                <w:rFonts w:ascii="Times New Roman" w:hAnsi="Times New Roman" w:cs="Times New Roman"/>
+                <w:color w:val="000000" w:themeColor="text1"/>
+              </w:rPr>
+            </w:pPr>
+            <w:r>
+              <w:rPr>
+                <w:rFonts w:ascii="Times New Roman" w:hAnsi="Times New Roman" w:cs="Times New Roman"/>
+                <w:b/>
+                <w:color w:val="000000" w:themeColor="text1"/>
+                <w:sz w:val="20"/>
+              </w:rPr>
+              <w:t>Nhóm MoSCoW</w:t>
+            </w:r>
+          </w:p>
+        </w:tc>
+      </w:tr>
+      <w:tr>
+        <w:tc>
+          <w:tcPr>
+            <w:tcW w:w="1728" w:type="dxa"/>
+          </w:tcPr>
+          <w:p>
+            <w:pPr>
+              <w:rPr>
+                <w:rFonts w:ascii="Times New Roman" w:hAnsi="Times New Roman" w:cs="Times New Roman"/>
+                <w:color w:val="000000" w:themeColor="text1"/>
+              </w:rPr>
+            </w:pPr>
+            <w:r>
+              <w:rPr>
+                <w:rFonts w:ascii="Times New Roman" w:hAnsi="Times New Roman" w:cs="Times New Roman"/>
+                <w:color w:val="000000" w:themeColor="text1"/>
+                <w:sz w:val="19"/>
+              </w:rPr>
+              <w:t>1</w:t>
+            </w:r>
+          </w:p>
+        </w:tc>
+        <w:tc>
+          <w:tcPr>
+            <w:tcW w:w="1728" w:type="dxa"/>
+          </w:tcPr>
+          <w:p>
+            <w:pPr>
+              <w:rPr>
+                <w:rFonts w:ascii="Times New Roman" w:hAnsi="Times New Roman" w:cs="Times New Roman"/>
+                <w:color w:val="000000" w:themeColor="text1"/>
+              </w:rPr>
+            </w:pPr>
+            <w:r>
+              <w:rPr>
+                <w:rFonts w:ascii="Times New Roman" w:hAnsi="Times New Roman" w:cs="Times New Roman"/>
+                <w:color w:val="000000" w:themeColor="text1"/>
+                <w:sz w:val="19"/>
+              </w:rPr>
+              <w:t>Hạng mục 10</w:t>
+            </w:r>
+          </w:p>
+        </w:tc>
+        <w:tc>
+          <w:tcPr>
+            <w:tcW w:w="4032" w:type="dxa"/>
+          </w:tcPr>
+          <w:p>
+            <w:pPr>
+              <w:rPr>
+                <w:rFonts w:ascii="Times New Roman" w:hAnsi="Times New Roman" w:cs="Times New Roman"/>
+                <w:color w:val="000000" w:themeColor="text1"/>
+              </w:rPr>
+            </w:pPr>
+            <w:r>
+              <w:rPr>
+                <w:rFonts w:ascii="Times New Roman" w:hAnsi="Times New Roman" w:cs="Times New Roman"/>
+                <w:color w:val="000000" w:themeColor="text1"/>
+                <w:sz w:val="19"/>
+              </w:rPr>
+              <w:t>Thủ thư quản lý kho sách (thêm/sửa/xóa sách)</w:t>
+            </w:r>
+          </w:p>
+        </w:tc>
+        <w:tc>
+          <w:tcPr>
+            <w:tcW w:w="1872" w:type="dxa"/>
+          </w:tcPr>
+          <w:p>
+            <w:pPr>
+              <w:rPr>
+                <w:rFonts w:ascii="Times New Roman" w:hAnsi="Times New Roman" w:cs="Times New Roman"/>
+                <w:color w:val="000000" w:themeColor="text1"/>
+              </w:rPr>
+            </w:pPr>
+            <w:r>
+              <w:rPr>
+                <w:rFonts w:ascii="Times New Roman" w:hAnsi="Times New Roman" w:cs="Times New Roman"/>
+                <w:color w:val="000000" w:themeColor="text1"/>
+                <w:sz w:val="19"/>
+              </w:rPr>
+              <w:t>Must Have</w:t>
+            </w:r>
+          </w:p>
+        </w:tc>
+      </w:tr>
+      <w:tr>
+        <w:tc>
+          <w:tcPr>
+            <w:tcW w:w="1728" w:type="dxa"/>
+          </w:tcPr>
+          <w:p>
+            <w:pPr>
+              <w:rPr>
+                <w:rFonts w:ascii="Times New Roman" w:hAnsi="Times New Roman" w:cs="Times New Roman"/>
+                <w:color w:val="000000" w:themeColor="text1"/>
+              </w:rPr>
+            </w:pPr>
+            <w:r>
+              <w:rPr>
+                <w:rFonts w:ascii="Times New Roman" w:hAnsi="Times New Roman" w:cs="Times New Roman"/>
+                <w:color w:val="000000" w:themeColor="text1"/>
+                <w:sz w:val="19"/>
+              </w:rPr>
+              <w:t>2</w:t>
+            </w:r>
+          </w:p>
+        </w:tc>
+        <w:tc>
+          <w:tcPr>
+            <w:tcW w:w="1728" w:type="dxa"/>
+          </w:tcPr>
+          <w:p>
+            <w:pPr>
+              <w:rPr>
+                <w:rFonts w:ascii="Times New Roman" w:hAnsi="Times New Roman" w:cs="Times New Roman"/>
+                <w:color w:val="000000" w:themeColor="text1"/>
+              </w:rPr>
+            </w:pPr>
+            <w:r>
+              <w:rPr>
+                <w:rFonts w:ascii="Times New Roman" w:hAnsi="Times New Roman" w:cs="Times New Roman"/>
+                <w:color w:val="000000" w:themeColor="text1"/>
+                <w:sz w:val="19"/>
+              </w:rPr>
+              <w:t>Hạng mục 1</w:t>
+            </w:r>
+          </w:p>
+        </w:tc>
+        <w:tc>
+          <w:tcPr>
+            <w:tcW w:w="4032" w:type="dxa"/>
+          </w:tcPr>
+          <w:p>
+            <w:pPr>
+              <w:rPr>
+                <w:rFonts w:ascii="Times New Roman" w:hAnsi="Times New Roman" w:cs="Times New Roman"/>
+                <w:color w:val="000000" w:themeColor="text1"/>
+              </w:rPr>
+            </w:pPr>
+            <w:r>
+              <w:rPr>
+                <w:rFonts w:ascii="Times New Roman" w:hAnsi="Times New Roman" w:cs="Times New Roman"/>
+                <w:color w:val="000000" w:themeColor="text1"/>
+                <w:sz w:val="19"/>
+              </w:rPr>
+              <w:t>Đăng nhập/đăng ký tài khoản độc giả</w:t>
+            </w:r>
+          </w:p>
+        </w:tc>
+        <w:tc>
+          <w:tcPr>
+            <w:tcW w:w="1872" w:type="dxa"/>
+          </w:tcPr>
+          <w:p>
+            <w:pPr>
+              <w:rPr>
+                <w:rFonts w:ascii="Times New Roman" w:hAnsi="Times New Roman" w:cs="Times New Roman"/>
+                <w:color w:val="000000" w:themeColor="text1"/>
+              </w:rPr>
+            </w:pPr>
+            <w:r>
+              <w:rPr>
+                <w:rFonts w:ascii="Times New Roman" w:hAnsi="Times New Roman" w:cs="Times New Roman"/>
+                <w:color w:val="000000" w:themeColor="text1"/>
+                <w:sz w:val="19"/>
+              </w:rPr>
+              <w:t>Must Have</w:t>
+            </w:r>
+          </w:p>
+        </w:tc>
+      </w:tr>
+      <w:tr>
+        <w:tc>
+          <w:tcPr>
+            <w:tcW w:w="1728" w:type="dxa"/>
+          </w:tcPr>
+          <w:p>
+            <w:pPr>
+              <w:rPr>
+                <w:rFonts w:ascii="Times New Roman" w:hAnsi="Times New Roman" w:cs="Times New Roman"/>
+                <w:color w:val="000000" w:themeColor="text1"/>
+              </w:rPr>
+            </w:pPr>
+            <w:r>
+              <w:rPr>
+                <w:rFonts w:ascii="Times New Roman" w:hAnsi="Times New Roman" w:cs="Times New Roman"/>
+                <w:color w:val="000000" w:themeColor="text1"/>
+                <w:sz w:val="19"/>
+              </w:rPr>
+              <w:t>3</w:t>
+            </w:r>
+          </w:p>
+        </w:tc>
+        <w:tc>
+          <w:tcPr>
+            <w:tcW w:w="1728" w:type="dxa"/>
+          </w:tcPr>
+          <w:p>
+            <w:pPr>
+              <w:rPr>
+                <w:rFonts w:ascii="Times New Roman" w:hAnsi="Times New Roman" w:cs="Times New Roman"/>
+                <w:color w:val="000000" w:themeColor="text1"/>
+              </w:rPr>
+            </w:pPr>
+            <w:r>
+              <w:rPr>
+                <w:rFonts w:ascii="Times New Roman" w:hAnsi="Times New Roman" w:cs="Times New Roman"/>
+                <w:color w:val="000000" w:themeColor="text1"/>
+                <w:sz w:val="19"/>
+              </w:rPr>
+              <w:t>Hạng mục 2</w:t>
+            </w:r>
+          </w:p>
+        </w:tc>
+        <w:tc>
+          <w:tcPr>
+            <w:tcW w:w="4032" w:type="dxa"/>
+          </w:tcPr>
+          <w:p>
+            <w:pPr>
+              <w:rPr>
+                <w:rFonts w:ascii="Times New Roman" w:hAnsi="Times New Roman" w:cs="Times New Roman"/>
+                <w:color w:val="000000" w:themeColor="text1"/>
+              </w:rPr>
+            </w:pPr>
+            <w:r>
+              <w:rPr>
+                <w:rFonts w:ascii="Times New Roman" w:hAnsi="Times New Roman" w:cs="Times New Roman"/>
+                <w:color w:val="000000" w:themeColor="text1"/>
+                <w:sz w:val="19"/>
+              </w:rPr>
+              <w:t>Tìm kiếm sách theo tên/tác giả</w:t>
+            </w:r>
+          </w:p>
+        </w:tc>
+        <w:tc>
+          <w:tcPr>
+            <w:tcW w:w="1872" w:type="dxa"/>
+          </w:tcPr>
+          <w:p>
+            <w:pPr>
+              <w:rPr>
+                <w:rFonts w:ascii="Times New Roman" w:hAnsi="Times New Roman" w:cs="Times New Roman"/>
+                <w:color w:val="000000" w:themeColor="text1"/>
+              </w:rPr>
+            </w:pPr>
+            <w:r>
+              <w:rPr>
+                <w:rFonts w:ascii="Times New Roman" w:hAnsi="Times New Roman" w:cs="Times New Roman"/>
+                <w:color w:val="000000" w:themeColor="text1"/>
+                <w:sz w:val="19"/>
+              </w:rPr>
+              <w:t>Must Have</w:t>
+            </w:r>
+          </w:p>
+        </w:tc>
+      </w:tr>
+      <w:tr>
+        <w:tc>
+          <w:tcPr>
+            <w:tcW w:w="1728" w:type="dxa"/>
+          </w:tcPr>
+          <w:p>
+            <w:pPr>
+              <w:rPr>
+                <w:rFonts w:ascii="Times New Roman" w:hAnsi="Times New Roman" w:cs="Times New Roman"/>
+                <w:color w:val="000000" w:themeColor="text1"/>
+              </w:rPr>
+            </w:pPr>
+            <w:r>
+              <w:rPr>
+                <w:rFonts w:ascii="Times New Roman" w:hAnsi="Times New Roman" w:cs="Times New Roman"/>
+                <w:color w:val="000000" w:themeColor="text1"/>
+                <w:sz w:val="19"/>
+              </w:rPr>
+              <w:t>4</w:t>
+            </w:r>
+          </w:p>
+        </w:tc>
+        <w:tc>
+          <w:tcPr>
+            <w:tcW w:w="1728" w:type="dxa"/>
+          </w:tcPr>
+          <w:p>
+            <w:pPr>
+              <w:rPr>
+                <w:rFonts w:ascii="Times New Roman" w:hAnsi="Times New Roman" w:cs="Times New Roman"/>
+                <w:color w:val="000000" w:themeColor="text1"/>
+              </w:rPr>
+            </w:pPr>
+            <w:r>
+              <w:rPr>
+                <w:rFonts w:ascii="Times New Roman" w:hAnsi="Times New Roman" w:cs="Times New Roman"/>
+                <w:color w:val="000000" w:themeColor="text1"/>
+                <w:sz w:val="19"/>
+              </w:rPr>
+              <w:t>Hạng mục 3</w:t>
+            </w:r>
+          </w:p>
+        </w:tc>
+        <w:tc>
+          <w:tcPr>
+            <w:tcW w:w="4032" w:type="dxa"/>
+          </w:tcPr>
+          <w:p>
+            <w:pPr>
+              <w:rPr>
+                <w:rFonts w:ascii="Times New Roman" w:hAnsi="Times New Roman" w:cs="Times New Roman"/>
+                <w:color w:val="000000" w:themeColor="text1"/>
+              </w:rPr>
+            </w:pPr>
+            <w:r>
+              <w:rPr>
+                <w:rFonts w:ascii="Times New Roman" w:hAnsi="Times New Roman" w:cs="Times New Roman"/>
+                <w:color w:val="000000" w:themeColor="text1"/>
+                <w:sz w:val="19"/>
+              </w:rPr>
+              <w:t>Mượn sách online (có giới hạn số sách mượn cùng lúc)</w:t>
+            </w:r>
+          </w:p>
+        </w:tc>
+        <w:tc>
+          <w:tcPr>
+            <w:tcW w:w="1872" w:type="dxa"/>
+          </w:tcPr>
+          <w:p>
+            <w:pPr>
+              <w:rPr>
+                <w:rFonts w:ascii="Times New Roman" w:hAnsi="Times New Roman" w:cs="Times New Roman"/>
+                <w:color w:val="000000" w:themeColor="text1"/>
+              </w:rPr>
+            </w:pPr>
+            <w:r>
+              <w:rPr>
+                <w:rFonts w:ascii="Times New Roman" w:hAnsi="Times New Roman" w:cs="Times New Roman"/>
+                <w:color w:val="000000" w:themeColor="text1"/>
+                <w:sz w:val="19"/>
+              </w:rPr>
+              <w:t>Must Have</w:t>
+            </w:r>
+          </w:p>
+        </w:tc>
+      </w:tr>
+      <w:tr>
+        <w:tc>
+          <w:tcPr>
+            <w:tcW w:w="1728" w:type="dxa"/>
+          </w:tcPr>
+          <w:p>
+            <w:pPr>
+              <w:rPr>
+                <w:rFonts w:ascii="Times New Roman" w:hAnsi="Times New Roman" w:cs="Times New Roman"/>
+                <w:color w:val="000000" w:themeColor="text1"/>
+              </w:rPr>
+            </w:pPr>
+            <w:r>
+              <w:rPr>
+                <w:rFonts w:ascii="Times New Roman" w:hAnsi="Times New Roman" w:cs="Times New Roman"/>
+                <w:color w:val="000000" w:themeColor="text1"/>
+                <w:sz w:val="19"/>
+              </w:rPr>
+              <w:t>5</w:t>
+            </w:r>
+          </w:p>
+        </w:tc>
+        <w:tc>
+          <w:tcPr>
+            <w:tcW w:w="1728" w:type="dxa"/>
+          </w:tcPr>
+          <w:p>
+            <w:pPr>
+              <w:rPr>
+                <w:rFonts w:ascii="Times New Roman" w:hAnsi="Times New Roman" w:cs="Times New Roman"/>
+                <w:color w:val="000000" w:themeColor="text1"/>
+              </w:rPr>
+            </w:pPr>
+            <w:r>
+              <w:rPr>
+                <w:rFonts w:ascii="Times New Roman" w:hAnsi="Times New Roman" w:cs="Times New Roman"/>
+                <w:color w:val="000000" w:themeColor="text1"/>
+                <w:sz w:val="19"/>
+              </w:rPr>
+              <w:t>Hạng mục 8</w:t>
+            </w:r>
+          </w:p>
+        </w:tc>
+        <w:tc>
+          <w:tcPr>
+            <w:tcW w:w="4032" w:type="dxa"/>
+          </w:tcPr>
+          <w:p>
+            <w:pPr>
+              <w:rPr>
+                <w:rFonts w:ascii="Times New Roman" w:hAnsi="Times New Roman" w:cs="Times New Roman"/>
+                <w:color w:val="000000" w:themeColor="text1"/>
+              </w:rPr>
+            </w:pPr>
+            <w:r>
+              <w:rPr>
+                <w:rFonts w:ascii="Times New Roman" w:hAnsi="Times New Roman" w:cs="Times New Roman"/>
+                <w:color w:val="000000" w:themeColor="text1"/>
+                <w:sz w:val="19"/>
+              </w:rPr>
+              <w:t>Thông báo email khi sắp đến hạn trả sách</w:t>
+            </w:r>
+          </w:p>
+        </w:tc>
+        <w:tc>
+          <w:tcPr>
+            <w:tcW w:w="1872" w:type="dxa"/>
+          </w:tcPr>
+          <w:p>
+            <w:pPr>
+              <w:rPr>
+                <w:rFonts w:ascii="Times New Roman" w:hAnsi="Times New Roman" w:cs="Times New Roman"/>
+                <w:color w:val="000000" w:themeColor="text1"/>
+              </w:rPr>
+            </w:pPr>
+            <w:r>
+              <w:rPr>
+                <w:rFonts w:ascii="Times New Roman" w:hAnsi="Times New Roman" w:cs="Times New Roman"/>
+                <w:color w:val="000000" w:themeColor="text1"/>
+                <w:sz w:val="19"/>
+              </w:rPr>
+              <w:t>Should Have</w:t>
+            </w:r>
+          </w:p>
+        </w:tc>
+      </w:tr>
+      <w:tr>
+        <w:tc>
+          <w:tcPr>
+            <w:tcW w:w="1728" w:type="dxa"/>
+          </w:tcPr>
+          <w:p>
+            <w:pPr>
+              <w:rPr>
+                <w:rFonts w:ascii="Times New Roman" w:hAnsi="Times New Roman" w:cs="Times New Roman"/>
+                <w:color w:val="000000" w:themeColor="text1"/>
+              </w:rPr>
+            </w:pPr>
+            <w:r>
+              <w:rPr>
+                <w:rFonts w:ascii="Times New Roman" w:hAnsi="Times New Roman" w:cs="Times New Roman"/>
+                <w:color w:val="000000" w:themeColor="text1"/>
+                <w:sz w:val="19"/>
+              </w:rPr>
+              <w:t>6</w:t>
+            </w:r>
+          </w:p>
+        </w:tc>
+        <w:tc>
+          <w:tcPr>
+            <w:tcW w:w="1728" w:type="dxa"/>
+          </w:tcPr>
+          <w:p>
+            <w:pPr>
+              <w:rPr>
+                <w:rFonts w:ascii="Times New Roman" w:hAnsi="Times New Roman" w:cs="Times New Roman"/>
+                <w:color w:val="000000" w:themeColor="text1"/>
+              </w:rPr>
+            </w:pPr>
+            <w:r>
+              <w:rPr>
+                <w:rFonts w:ascii="Times New Roman" w:hAnsi="Times New Roman" w:cs="Times New Roman"/>
+                <w:color w:val="000000" w:themeColor="text1"/>
+                <w:sz w:val="19"/>
+              </w:rPr>
+              <w:t>Hạng mục 9</w:t>
+            </w:r>
+          </w:p>
+        </w:tc>
+        <w:tc>
+          <w:tcPr>
+            <w:tcW w:w="4032" w:type="dxa"/>
+          </w:tcPr>
+          <w:p>
+            <w:pPr>
+              <w:rPr>
+                <w:rFonts w:ascii="Times New Roman" w:hAnsi="Times New Roman" w:cs="Times New Roman"/>
+                <w:color w:val="000000" w:themeColor="text1"/>
+              </w:rPr>
+            </w:pPr>
+            <w:r>
+              <w:rPr>
+                <w:rFonts w:ascii="Times New Roman" w:hAnsi="Times New Roman" w:cs="Times New Roman"/>
+                <w:color w:val="000000" w:themeColor="text1"/>
+                <w:sz w:val="19"/>
+              </w:rPr>
+              <w:t>Xem lịch sử mượn sách của bản thân</w:t>
+            </w:r>
+          </w:p>
+        </w:tc>
+        <w:tc>
+          <w:tcPr>
+            <w:tcW w:w="1872" w:type="dxa"/>
+          </w:tcPr>
+          <w:p>
+            <w:pPr>
+              <w:rPr>
+                <w:rFonts w:ascii="Times New Roman" w:hAnsi="Times New Roman" w:cs="Times New Roman"/>
+                <w:color w:val="000000" w:themeColor="text1"/>
+              </w:rPr>
+            </w:pPr>
+            <w:r>
+              <w:rPr>
+                <w:rFonts w:ascii="Times New Roman" w:hAnsi="Times New Roman" w:cs="Times New Roman"/>
+                <w:color w:val="000000" w:themeColor="text1"/>
+                <w:sz w:val="19"/>
+              </w:rPr>
+              <w:t>Should Have</w:t>
+            </w:r>
+          </w:p>
+        </w:tc>
+      </w:tr>
+      <w:tr>
+        <w:tc>
+          <w:tcPr>
+            <w:tcW w:w="1728" w:type="dxa"/>
+          </w:tcPr>
+          <w:p>
+            <w:pPr>
+              <w:rPr>
+                <w:rFonts w:ascii="Times New Roman" w:hAnsi="Times New Roman" w:cs="Times New Roman"/>
+                <w:color w:val="000000" w:themeColor="text1"/>
+              </w:rPr>
+            </w:pPr>
+            <w:r>
+              <w:rPr>
+                <w:rFonts w:ascii="Times New Roman" w:hAnsi="Times New Roman" w:cs="Times New Roman"/>
+                <w:color w:val="000000" w:themeColor="text1"/>
+                <w:sz w:val="19"/>
+              </w:rPr>
+              <w:t>7</w:t>
+            </w:r>
+          </w:p>
+        </w:tc>
+        <w:tc>
+          <w:tcPr>
+            <w:tcW w:w="1728" w:type="dxa"/>
+          </w:tcPr>
+          <w:p>
+            <w:pPr>
+              <w:rPr>
+                <w:rFonts w:ascii="Times New Roman" w:hAnsi="Times New Roman" w:cs="Times New Roman"/>
+                <w:color w:val="000000" w:themeColor="text1"/>
+              </w:rPr>
+            </w:pPr>
+            <w:r>
+              <w:rPr>
+                <w:rFonts w:ascii="Times New Roman" w:hAnsi="Times New Roman" w:cs="Times New Roman"/>
+                <w:color w:val="000000" w:themeColor="text1"/>
+                <w:sz w:val="19"/>
+              </w:rPr>
+              <w:t>Hạng mục 4</w:t>
+            </w:r>
+          </w:p>
+        </w:tc>
+        <w:tc>
+          <w:tcPr>
+            <w:tcW w:w="4032" w:type="dxa"/>
+          </w:tcPr>
+          <w:p>
+            <w:pPr>
+              <w:rPr>
+                <w:rFonts w:ascii="Times New Roman" w:hAnsi="Times New Roman" w:cs="Times New Roman"/>
+                <w:color w:val="000000" w:themeColor="text1"/>
+              </w:rPr>
+            </w:pPr>
+            <w:r>
+              <w:rPr>
+                <w:rFonts w:ascii="Times New Roman" w:hAnsi="Times New Roman" w:cs="Times New Roman"/>
+                <w:color w:val="000000" w:themeColor="text1"/>
+                <w:sz w:val="19"/>
+              </w:rPr>
+              <w:t>Gia hạn mượn sách online</w:t>
+            </w:r>
+          </w:p>
+        </w:tc>
+        <w:tc>
+          <w:tcPr>
+            <w:tcW w:w="1872" w:type="dxa"/>
+          </w:tcPr>
+          <w:p>
+            <w:pPr>
+              <w:rPr>
+                <w:rFonts w:ascii="Times New Roman" w:hAnsi="Times New Roman" w:cs="Times New Roman"/>
+                <w:color w:val="000000" w:themeColor="text1"/>
+              </w:rPr>
+            </w:pPr>
+            <w:r>
+              <w:rPr>
+                <w:rFonts w:ascii="Times New Roman" w:hAnsi="Times New Roman" w:cs="Times New Roman"/>
+                <w:color w:val="000000" w:themeColor="text1"/>
+                <w:sz w:val="19"/>
+              </w:rPr>
+              <w:t>Should Have</w:t>
+            </w:r>
+          </w:p>
+        </w:tc>
+      </w:tr>
+      <w:tr>
+        <w:tc>
+          <w:tcPr>
+            <w:tcW w:w="1728" w:type="dxa"/>
+          </w:tcPr>
+          <w:p>
+            <w:pPr>
+              <w:rPr>
+                <w:rFonts w:ascii="Times New Roman" w:hAnsi="Times New Roman" w:cs="Times New Roman"/>
+                <w:color w:val="000000" w:themeColor="text1"/>
+              </w:rPr>
+            </w:pPr>
+            <w:r>
+              <w:rPr>
+                <w:rFonts w:ascii="Times New Roman" w:hAnsi="Times New Roman" w:cs="Times New Roman"/>
+                <w:color w:val="000000" w:themeColor="text1"/>
+                <w:sz w:val="19"/>
+              </w:rPr>
+              <w:t>8</w:t>
+            </w:r>
+          </w:p>
+        </w:tc>
+        <w:tc>
+          <w:tcPr>
+            <w:tcW w:w="1728" w:type="dxa"/>
+          </w:tcPr>
+          <w:p>
+            <w:pPr>
+              <w:rPr>
+                <w:rFonts w:ascii="Times New Roman" w:hAnsi="Times New Roman" w:cs="Times New Roman"/>
+                <w:color w:val="000000" w:themeColor="text1"/>
+              </w:rPr>
+            </w:pPr>
+            <w:r>
+              <w:rPr>
+                <w:rFonts w:ascii="Times New Roman" w:hAnsi="Times New Roman" w:cs="Times New Roman"/>
+                <w:color w:val="000000" w:themeColor="text1"/>
+                <w:sz w:val="19"/>
+              </w:rPr>
+              <w:t>Hạng mục 5</w:t>
+            </w:r>
+          </w:p>
+        </w:tc>
+        <w:tc>
+          <w:tcPr>
+            <w:tcW w:w="4032" w:type="dxa"/>
+          </w:tcPr>
+          <w:p>
+            <w:pPr>
+              <w:rPr>
+                <w:rFonts w:ascii="Times New Roman" w:hAnsi="Times New Roman" w:cs="Times New Roman"/>
+                <w:color w:val="000000" w:themeColor="text1"/>
+              </w:rPr>
+            </w:pPr>
+            <w:r>
+              <w:rPr>
+                <w:rFonts w:ascii="Times New Roman" w:hAnsi="Times New Roman" w:cs="Times New Roman"/>
+                <w:color w:val="000000" w:themeColor="text1"/>
+                <w:sz w:val="19"/>
+              </w:rPr>
+              <w:t>Đặt trước sách khi hết (kèm thông báo khi sách có sẵn)</w:t>
+            </w:r>
+          </w:p>
+        </w:tc>
+        <w:tc>
+          <w:tcPr>
+            <w:tcW w:w="1872" w:type="dxa"/>
+          </w:tcPr>
+          <w:p>
+            <w:pPr>
+              <w:rPr>
+                <w:rFonts w:ascii="Times New Roman" w:hAnsi="Times New Roman" w:cs="Times New Roman"/>
+                <w:color w:val="000000" w:themeColor="text1"/>
+              </w:rPr>
+            </w:pPr>
+            <w:r>
+              <w:rPr>
+                <w:rFonts w:ascii="Times New Roman" w:hAnsi="Times New Roman" w:cs="Times New Roman"/>
+                <w:color w:val="000000" w:themeColor="text1"/>
+                <w:sz w:val="19"/>
+              </w:rPr>
+              <w:t>Could Have</w:t>
+            </w:r>
+          </w:p>
+        </w:tc>
+      </w:tr>
+      <w:tr>
+        <w:tc>
+          <w:tcPr>
+            <w:tcW w:w="1728" w:type="dxa"/>
+          </w:tcPr>
+          <w:p>
+            <w:pPr>
+              <w:rPr>
+                <w:rFonts w:ascii="Times New Roman" w:hAnsi="Times New Roman" w:cs="Times New Roman"/>
+                <w:color w:val="000000" w:themeColor="text1"/>
+              </w:rPr>
+            </w:pPr>
+            <w:r>
+              <w:rPr>
+                <w:rFonts w:ascii="Times New Roman" w:hAnsi="Times New Roman" w:cs="Times New Roman"/>
+                <w:color w:val="000000" w:themeColor="text1"/>
+                <w:sz w:val="19"/>
+              </w:rPr>
+              <w:t>9</w:t>
+            </w:r>
+          </w:p>
+        </w:tc>
+        <w:tc>
+          <w:tcPr>
+            <w:tcW w:w="1728" w:type="dxa"/>
+          </w:tcPr>
+          <w:p>
+            <w:pPr>
+              <w:rPr>
+                <w:rFonts w:ascii="Times New Roman" w:hAnsi="Times New Roman" w:cs="Times New Roman"/>
+                <w:color w:val="000000" w:themeColor="text1"/>
+              </w:rPr>
+            </w:pPr>
+            <w:r>
+              <w:rPr>
+                <w:rFonts w:ascii="Times New Roman" w:hAnsi="Times New Roman" w:cs="Times New Roman"/>
+                <w:color w:val="000000" w:themeColor="text1"/>
+                <w:sz w:val="19"/>
+              </w:rPr>
+              <w:t>Hạng mục 6</w:t>
+            </w:r>
+          </w:p>
+        </w:tc>
+        <w:tc>
+          <w:tcPr>
+            <w:tcW w:w="4032" w:type="dxa"/>
+          </w:tcPr>
+          <w:p>
+            <w:pPr>
+              <w:rPr>
+                <w:rFonts w:ascii="Times New Roman" w:hAnsi="Times New Roman" w:cs="Times New Roman"/>
+                <w:color w:val="000000" w:themeColor="text1"/>
+              </w:rPr>
+            </w:pPr>
+            <w:r>
+              <w:rPr>
+                <w:rFonts w:ascii="Times New Roman" w:hAnsi="Times New Roman" w:cs="Times New Roman"/>
+                <w:color w:val="000000" w:themeColor="text1"/>
+                <w:sz w:val="19"/>
+              </w:rPr>
+              <w:t>Đánh giá &amp; bình luận sách sau khi đọc</w:t>
+            </w:r>
+          </w:p>
+        </w:tc>
+        <w:tc>
+          <w:tcPr>
+            <w:tcW w:w="1872" w:type="dxa"/>
+          </w:tcPr>
+          <w:p>
+            <w:pPr>
+              <w:rPr>
+                <w:rFonts w:ascii="Times New Roman" w:hAnsi="Times New Roman" w:cs="Times New Roman"/>
+                <w:color w:val="000000" w:themeColor="text1"/>
+              </w:rPr>
+            </w:pPr>
+            <w:r>
+              <w:rPr>
+                <w:rFonts w:ascii="Times New Roman" w:hAnsi="Times New Roman" w:cs="Times New Roman"/>
+                <w:color w:val="000000" w:themeColor="text1"/>
+                <w:sz w:val="19"/>
+              </w:rPr>
+              <w:t>Could Have</w:t>
+            </w:r>
+          </w:p>
+        </w:tc>
+      </w:tr>
+      <w:tr>
+        <w:tc>
+          <w:tcPr>
+            <w:tcW w:w="1728" w:type="dxa"/>
+          </w:tcPr>
+          <w:p>
+            <w:pPr>
+              <w:rPr>
+                <w:rFonts w:ascii="Times New Roman" w:hAnsi="Times New Roman" w:cs="Times New Roman"/>
+                <w:color w:val="000000" w:themeColor="text1"/>
+              </w:rPr>
+            </w:pPr>
+            <w:r>
+              <w:rPr>
+                <w:rFonts w:ascii="Times New Roman" w:hAnsi="Times New Roman" w:cs="Times New Roman"/>
+                <w:color w:val="000000" w:themeColor="text1"/>
+                <w:sz w:val="19"/>
+              </w:rPr>
+              <w:t>10</w:t>
+            </w:r>
+          </w:p>
+        </w:tc>
+        <w:tc>
+          <w:tcPr>
+            <w:tcW w:w="1728" w:type="dxa"/>
+          </w:tcPr>
+          <w:p>
+            <w:pPr>
+              <w:rPr>
+                <w:rFonts w:ascii="Times New Roman" w:hAnsi="Times New Roman" w:cs="Times New Roman"/>
+                <w:color w:val="000000" w:themeColor="text1"/>
+              </w:rPr>
+            </w:pPr>
+            <w:r>
+              <w:rPr>
+                <w:rFonts w:ascii="Times New Roman" w:hAnsi="Times New Roman" w:cs="Times New Roman"/>
+                <w:color w:val="000000" w:themeColor="text1"/>
+                <w:sz w:val="19"/>
+              </w:rPr>
+              <w:t>Hạng mục 12</w:t>
+            </w:r>
+          </w:p>
+        </w:tc>
+        <w:tc>
+          <w:tcPr>
+            <w:tcW w:w="4032" w:type="dxa"/>
+          </w:tcPr>
+          <w:p>
+            <w:pPr>
+              <w:rPr>
+                <w:rFonts w:ascii="Times New Roman" w:hAnsi="Times New Roman" w:cs="Times New Roman"/>
+                <w:color w:val="000000" w:themeColor="text1"/>
+              </w:rPr>
+            </w:pPr>
+            <w:r>
+              <w:rPr>
+                <w:rFonts w:ascii="Times New Roman" w:hAnsi="Times New Roman" w:cs="Times New Roman"/>
+                <w:color w:val="000000" w:themeColor="text1"/>
+                <w:sz w:val="19"/>
+              </w:rPr>
+              <w:t>Tích hợp đăng nhập bằng Google/Facebook</w:t>
+            </w:r>
+          </w:p>
+        </w:tc>
+        <w:tc>
+          <w:tcPr>
+            <w:tcW w:w="1872" w:type="dxa"/>
+          </w:tcPr>
+          <w:p>
+            <w:pPr>
+              <w:rPr>
+                <w:rFonts w:ascii="Times New Roman" w:hAnsi="Times New Roman" w:cs="Times New Roman"/>
+                <w:color w:val="000000" w:themeColor="text1"/>
+              </w:rPr>
+            </w:pPr>
+            <w:r>
+              <w:rPr>
+                <w:rFonts w:ascii="Times New Roman" w:hAnsi="Times New Roman" w:cs="Times New Roman"/>
+                <w:color w:val="000000" w:themeColor="text1"/>
+                <w:sz w:val="19"/>
+              </w:rPr>
+              <w:t>Won't Have</w:t>
+            </w:r>
+          </w:p>
+        </w:tc>
+      </w:tr>
+      <w:tr>
+        <w:tc>
+          <w:tcPr>
+            <w:tcW w:w="1728" w:type="dxa"/>
+          </w:tcPr>
+          <w:p>
+            <w:pPr>
+              <w:rPr>
+                <w:rFonts w:ascii="Times New Roman" w:hAnsi="Times New Roman" w:cs="Times New Roman"/>
+                <w:color w:val="000000" w:themeColor="text1"/>
+              </w:rPr>
+            </w:pPr>
+            <w:r>
+              <w:rPr>
+                <w:rFonts w:ascii="Times New Roman" w:hAnsi="Times New Roman" w:cs="Times New Roman"/>
+                <w:color w:val="000000" w:themeColor="text1"/>
+                <w:sz w:val="19"/>
+              </w:rPr>
+              <w:lastRenderedPageBreak/>
+              <w:t>11</w:t>
+            </w:r>
+          </w:p>
+        </w:tc>
+        <w:tc>
+          <w:tcPr>
+            <w:tcW w:w="1728" w:type="dxa"/>
+          </w:tcPr>
+          <w:p>
+            <w:pPr>
+              <w:rPr>
+                <w:rFonts w:ascii="Times New Roman" w:hAnsi="Times New Roman" w:cs="Times New Roman"/>
+                <w:color w:val="000000" w:themeColor="text1"/>
+              </w:rPr>
+            </w:pPr>
+            <w:r>
+              <w:rPr>
+                <w:rFonts w:ascii="Times New Roman" w:hAnsi="Times New Roman" w:cs="Times New Roman"/>
+                <w:color w:val="000000" w:themeColor="text1"/>
+                <w:sz w:val="19"/>
+              </w:rPr>
+              <w:t>Hạng mục 7</w:t>
+            </w:r>
+          </w:p>
+        </w:tc>
+        <w:tc>
+          <w:tcPr>
+            <w:tcW w:w="4032" w:type="dxa"/>
+          </w:tcPr>
+          <w:p>
+            <w:pPr>
+              <w:rPr>
+                <w:rFonts w:ascii="Times New Roman" w:hAnsi="Times New Roman" w:cs="Times New Roman"/>
+                <w:color w:val="000000" w:themeColor="text1"/>
+              </w:rPr>
+            </w:pPr>
+            <w:r>
+              <w:rPr>
+                <w:rFonts w:ascii="Times New Roman" w:hAnsi="Times New Roman" w:cs="Times New Roman"/>
+                <w:color w:val="000000" w:themeColor="text1"/>
+                <w:sz w:val="19"/>
+              </w:rPr>
+              <w:t>Gợi ý sách theo sở thích cá nhân (recommendation)</w:t>
+            </w:r>
+          </w:p>
+        </w:tc>
+        <w:tc>
+          <w:tcPr>
+            <w:tcW w:w="1872" w:type="dxa"/>
+          </w:tcPr>
+          <w:p>
+            <w:pPr>
+              <w:rPr>
+                <w:rFonts w:ascii="Times New Roman" w:hAnsi="Times New Roman" w:cs="Times New Roman"/>
+                <w:color w:val="000000" w:themeColor="text1"/>
+              </w:rPr>
+            </w:pPr>
+            <w:r>
+              <w:rPr>
+                <w:rFonts w:ascii="Times New Roman" w:hAnsi="Times New Roman" w:cs="Times New Roman"/>
+                <w:color w:val="000000" w:themeColor="text1"/>
+                <w:sz w:val="19"/>
+              </w:rPr>
+              <w:t>Won't Have</w:t>
+            </w:r>
+          </w:p>
+        </w:tc>
+      </w:tr>
+      <w:tr>
+        <w:tc>
+          <w:tcPr>
+            <w:tcW w:w="1728" w:type="dxa"/>
+          </w:tcPr>
+          <w:p>
+            <w:pPr>
+              <w:rPr>
+                <w:rFonts w:ascii="Times New Roman" w:hAnsi="Times New Roman" w:cs="Times New Roman"/>
+                <w:color w:val="000000" w:themeColor="text1"/>
+              </w:rPr>
+            </w:pPr>
+            <w:r>
+              <w:rPr>
+                <w:rFonts w:ascii="Times New Roman" w:hAnsi="Times New Roman" w:cs="Times New Roman"/>
+                <w:color w:val="000000" w:themeColor="text1"/>
+                <w:sz w:val="19"/>
+              </w:rPr>
+              <w:t>12</w:t>
+            </w:r>
+          </w:p>
+        </w:tc>
+        <w:tc>
+          <w:tcPr>
+            <w:tcW w:w="1728" w:type="dxa"/>
+          </w:tcPr>
+          <w:p>
+            <w:pPr>
+              <w:rPr>
+                <w:rFonts w:ascii="Times New Roman" w:hAnsi="Times New Roman" w:cs="Times New Roman"/>
+                <w:color w:val="000000" w:themeColor="text1"/>
+              </w:rPr>
+            </w:pPr>
+            <w:r>
+              <w:rPr>
+                <w:rFonts w:ascii="Times New Roman" w:hAnsi="Times New Roman" w:cs="Times New Roman"/>
+                <w:color w:val="000000" w:themeColor="text1"/>
+                <w:sz w:val="19"/>
+              </w:rPr>
+              <w:t>Hạng mục 11</w:t>
+            </w:r>
+          </w:p>
+        </w:tc>
+        <w:tc>
+          <w:tcPr>
+            <w:tcW w:w="4032" w:type="dxa"/>
+          </w:tcPr>
+          <w:p>
+            <w:pPr>
+              <w:rPr>
+                <w:rFonts w:ascii="Times New Roman" w:hAnsi="Times New Roman" w:cs="Times New Roman"/>
+                <w:color w:val="000000" w:themeColor="text1"/>
+              </w:rPr>
+            </w:pPr>
+            <w:r>
+              <w:rPr>
+                <w:rFonts w:ascii="Times New Roman" w:hAnsi="Times New Roman" w:cs="Times New Roman"/>
+                <w:color w:val="000000" w:themeColor="text1"/>
+                <w:sz w:val="19"/>
+              </w:rPr>
+              <w:t>Chat trực tiếp với thủ thư</w:t>
+            </w:r>
+          </w:p>
+        </w:tc>
+        <w:tc>
+          <w:tcPr>
+            <w:tcW w:w="1872" w:type="dxa"/>
+          </w:tcPr>
+          <w:p>
+            <w:pPr>
+              <w:rPr>
+                <w:rFonts w:ascii="Times New Roman" w:hAnsi="Times New Roman" w:cs="Times New Roman"/>
+                <w:color w:val="000000" w:themeColor="text1"/>
+              </w:rPr>
+            </w:pPr>
+            <w:r>
+              <w:rPr>
+                <w:rFonts w:ascii="Times New Roman" w:hAnsi="Times New Roman" w:cs="Times New Roman"/>
+                <w:color w:val="000000" w:themeColor="text1"/>
+                <w:sz w:val="19"/>
+              </w:rPr>
+              <w:t>Won't Have</w:t>
+            </w:r>
+          </w:p>
+        </w:tc>
+      </w:tr>
+    </w:tbl>
     <w:p>
       <w:pPr>
         <w:rPr>
           <w:rFonts w:ascii="Times New Roman" w:hAnsi="Times New Roman" w:cs="Times New Roman"/>
-          <w:b/>
-          <w:bCs/>
+          <w:color w:val="000000" w:themeColor="text1"/>
+        </w:rPr>
+      </w:pPr>
+    </w:p>
+    <w:p>
+      <w:pPr>
+        <w:rPr>
+          <w:rFonts w:ascii="Times New Roman" w:hAnsi="Times New Roman" w:cs="Times New Roman"/>
+          <w:color w:val="000000" w:themeColor="text1"/>
         </w:rPr>
       </w:pPr>
       <w:r>
         <w:rPr>
           <w:rFonts w:ascii="Times New Roman" w:hAnsi="Times New Roman" w:cs="Times New Roman"/>
           <w:b/>
-          <w:bCs/>
+          <w:color w:val="000000" w:themeColor="text1"/>
+          <w:sz w:val="26"/>
         </w:rPr>
-        <w:t>1. Viết lại Đ3 và Đ5 thành tiêu chí kiểm chứng được</w:t>
+        <w:t>3. ĐOẠN TỰ PHẢN BIỆN</w:t>
       </w:r>
     </w:p>
     <w:p>
       <w:pPr>
-        <w:numPr>
-          <w:ilvl w:val="0"/>
-          <w:numId w:val="18"/>
-        </w:numPr>
         <w:rPr>
           <w:rFonts w:ascii="Times New Roman" w:hAnsi="Times New Roman" w:cs="Times New Roman"/>
+          <w:color w:val="000000" w:themeColor="text1"/>
         </w:rPr>
       </w:pPr>
       <w:r>
         <w:rPr>
           <w:rFonts w:ascii="Times New Roman" w:hAnsi="Times New Roman" w:cs="Times New Roman"/>
-          <w:b/>
-          <w:bCs/>
+          <w:color w:val="000000" w:themeColor="text1"/>
+          <w:sz w:val="21"/>
         </w:rPr>
-        <w:t>Viết lại Đ3 thành AC (Kịch bản kiểm thử hiệu năng cho Story thanh toán ví):</w:t>
-      </w:r>
-    </w:p>
-    <w:p>
-      <w:pPr>
-        <w:rPr>
-          <w:rFonts w:ascii="Times New Roman" w:hAnsi="Times New Roman" w:cs="Times New Roman"/>
-        </w:rPr>
-      </w:pPr>
-      <w:r>
-        <w:rPr>
-          <w:rFonts w:ascii="Times New Roman" w:hAnsi="Times New Roman" w:cs="Times New Roman"/>
-          <w:b/>
-          <w:bCs/>
-        </w:rPr>
-        <w:t>Given</w:t>
+        <w:t>Trong quá trình phân loại, các hạng mục như 7, 11 và 12 có thể gây ra một số tranh cãi từ góc nhìn của các bên liên quan khác.</w:t>
       </w:r>
       <w:r>
         <w:rPr>
           <w:rFonts w:ascii="Times New Roman" w:hAnsi="Times New Roman" w:cs="Times New Roman"/>
+          <w:color w:val="000000" w:themeColor="text1"/>
+          <w:sz w:val="21"/>
         </w:rPr>
-        <w:t xml:space="preserve"> Khách hàng bấm xác nhận thanh toán chuyến xe bằng ví RikkeiPay,</w:t>
-      </w:r>
-    </w:p>
-    <w:p>
-      <w:pPr>
-        <w:rPr>
-          <w:rFonts w:ascii="Times New Roman" w:hAnsi="Times New Roman" w:cs="Times New Roman"/>
-        </w:rPr>
-      </w:pPr>
-      <w:r>
-        <w:rPr>
-          <w:rFonts w:ascii="Times New Roman" w:hAnsi="Times New Roman" w:cs="Times New Roman"/>
-          <w:b/>
-          <w:bCs/>
-        </w:rPr>
-        <w:t>When</w:t>
+        <w:br/>
       </w:r>
       <w:r>
         <w:rPr>
           <w:rFonts w:ascii="Times New Roman" w:hAnsi="Times New Roman" w:cs="Times New Roman"/>
+          <w:color w:val="000000" w:themeColor="text1"/>
+          <w:sz w:val="21"/>
         </w:rPr>
-        <w:t xml:space="preserve"> Hệ thống xử lý giao dịch trừ tiền,</w:t>
-      </w:r>
-    </w:p>
-    <w:p>
-      <w:pPr>
-        <w:rPr>
-          <w:rFonts w:ascii="Times New Roman" w:hAnsi="Times New Roman" w:cs="Times New Roman"/>
-        </w:rPr>
-      </w:pPr>
-      <w:r>
-        <w:rPr>
-          <w:rFonts w:ascii="Times New Roman" w:hAnsi="Times New Roman" w:cs="Times New Roman"/>
-          <w:b/>
-          <w:bCs/>
-        </w:rPr>
-        <w:t>Then</w:t>
+        <w:br/>
+        <w:t>Đối với hạng mục 12 (Tích hợp đăng nhập bằng Google/Facebook), nhóm phát triển hoặc bộ phận Marketing có thể lập luận đây nên là Should Have hoặc Must Have vì việc đăng nhập 1-click giảm thiểu tối đa ma sát cho người dùng mới, tránh việc người dùng bỏ cuộc khi phải điền form đăng ký dài dòng. Tuy nhiên dưới góc độ Product Owner cho bản MVP, hệ thống đã có tính năng đăng ký tài khoản truyền thống (hạng mục 1) nên lõi nghiệp vụ vẫn chạy tốt; việc loại bỏ hạng mục 12 giúp cắt giảm chi phí tích hợp và bảo mật OAuth ở giai đoạn đầu.</w:t>
       </w:r>
       <w:r>
         <w:rPr>
           <w:rFonts w:ascii="Times New Roman" w:hAnsi="Times New Roman" w:cs="Times New Roman"/>
+          <w:color w:val="000000" w:themeColor="text1"/>
+          <w:sz w:val="21"/>
         </w:rPr>
-        <w:t xml:space="preserve"> Thời gian phản hồi kết quả thanh toán trên màn hình ứng dụng không quá </w:t>
-      </w:r>
-      <m:oMath>
-        <m:r>
-          <w:rPr>
-            <w:rFonts w:ascii="Cambria Math" w:hAnsi="Cambria Math" w:cs="Times New Roman"/>
-          </w:rPr>
-          <m:t>2.0</m:t>
-        </m:r>
-      </m:oMath>
-      <w:r>
-        <w:rPr>
-          <w:rFonts w:ascii="Times New Roman" w:hAnsi="Times New Roman" w:cs="Times New Roman"/>
-        </w:rPr>
-        <w:t xml:space="preserve"> giây và hiển thị thông báo "Thanh toán thành công" rõ ràng.</w:t>
-      </w:r>
-    </w:p>
-    <w:p>
-      <w:pPr>
-        <w:numPr>
-          <w:ilvl w:val="0"/>
-          <w:numId w:val="18"/>
-        </w:numPr>
-        <w:rPr>
-          <w:rFonts w:ascii="Times New Roman" w:hAnsi="Times New Roman" w:cs="Times New Roman"/>
-        </w:rPr>
-      </w:pPr>
-      <w:r>
-        <w:rPr>
-          <w:rFonts w:ascii="Times New Roman" w:hAnsi="Times New Roman" w:cs="Times New Roman"/>
-          <w:b/>
-          <w:bCs/>
-        </w:rPr>
-        <w:t>Viết lại Đ5 thành tiêu chí DoD chung (Áp dụng nhất quán cho mọi Story):</w:t>
-      </w:r>
-    </w:p>
-    <w:p>
-      <w:pPr>
-        <w:rPr>
-          <w:rFonts w:ascii="Times New Roman" w:hAnsi="Times New Roman" w:cs="Times New Roman"/>
-        </w:rPr>
-      </w:pPr>
-      <w:r>
-        <w:rPr>
-          <w:rFonts w:ascii="Times New Roman" w:hAnsi="Times New Roman" w:cs="Times New Roman"/>
-          <w:b/>
-          <w:bCs/>
-        </w:rPr>
-        <w:lastRenderedPageBreak/>
-        <w:t>Đã deploy &amp; Kiểm thử Staging:</w:t>
+        <w:br/>
       </w:r>
       <w:r>
         <w:rPr>
           <w:rFonts w:ascii="Times New Roman" w:hAnsi="Times New Roman" w:cs="Times New Roman"/>
+          <w:color w:val="000000" w:themeColor="text1"/>
+          <w:sz w:val="21"/>
         </w:rPr>
-        <w:t xml:space="preserve"> Tính năng đã được tự động deploy lên môi trường Staging, vượt qua </w:t>
-      </w:r>
-      <m:oMath>
-        <m:r>
-          <w:rPr>
-            <w:rFonts w:ascii="Cambria Math" w:hAnsi="Cambria Math" w:cs="Times New Roman"/>
-          </w:rPr>
-          <m:t>100%</m:t>
-        </m:r>
-      </m:oMath>
-      <w:r>
-        <w:rPr>
-          <w:rFonts w:ascii="Times New Roman" w:hAnsi="Times New Roman" w:cs="Times New Roman"/>
-        </w:rPr>
-        <w:t xml:space="preserve"> các bài test tự động (Automated Regression Tests), và không còn lỗi tồn đọng ở mức độ </w:t>
-      </w:r>
-      <w:r>
-        <w:rPr>
-          <w:rFonts w:ascii="Times New Roman" w:hAnsi="Times New Roman" w:cs="Times New Roman"/>
-          <w:b/>
-          <w:bCs/>
-        </w:rPr>
-        <w:t>Blocker</w:t>
-      </w:r>
-      <w:r>
-        <w:rPr>
-          <w:rFonts w:ascii="Times New Roman" w:hAnsi="Times New Roman" w:cs="Times New Roman"/>
-        </w:rPr>
-        <w:t xml:space="preserve">, </w:t>
-      </w:r>
-      <w:r>
-        <w:rPr>
-          <w:rFonts w:ascii="Times New Roman" w:hAnsi="Times New Roman" w:cs="Times New Roman"/>
-          <w:b/>
-          <w:bCs/>
-        </w:rPr>
-        <w:t>Critical</w:t>
-      </w:r>
-      <w:r>
-        <w:rPr>
-          <w:rFonts w:ascii="Times New Roman" w:hAnsi="Times New Roman" w:cs="Times New Roman"/>
-        </w:rPr>
-        <w:t xml:space="preserve">, hoặc </w:t>
-      </w:r>
-      <w:r>
-        <w:rPr>
-          <w:rFonts w:ascii="Times New Roman" w:hAnsi="Times New Roman" w:cs="Times New Roman"/>
-          <w:b/>
-          <w:bCs/>
-        </w:rPr>
-        <w:t>Major</w:t>
-      </w:r>
-      <w:r>
-        <w:rPr>
-          <w:rFonts w:ascii="Times New Roman" w:hAnsi="Times New Roman" w:cs="Times New Roman"/>
-        </w:rPr>
-        <w:t>.</w:t>
+        <w:br/>
       </w:r>
     </w:p>
     <w:p>
       <w:pPr>
         <w:rPr>
           <w:rFonts w:ascii="Times New Roman" w:hAnsi="Times New Roman" w:cs="Times New Roman"/>
-          <w:b/>
-          <w:bCs/>
-        </w:rPr>
-      </w:pPr>
-      <w:r>
-        <w:rPr>
-          <w:rFonts w:ascii="Times New Roman" w:hAnsi="Times New Roman" w:cs="Times New Roman"/>
-          <w:b/>
-          <w:bCs/>
-        </w:rPr>
-        <w:t>2. Kết luận trạng thái Story &amp; Hướng xử lý tiếp theo</w:t>
-      </w:r>
-    </w:p>
-    <w:p>
-      <w:pPr>
-        <w:numPr>
-          <w:ilvl w:val="0"/>
-          <w:numId w:val="19"/>
-        </w:numPr>
-        <w:rPr>
-          <w:rFonts w:ascii="Times New Roman" w:hAnsi="Times New Roman" w:cs="Times New Roman"/>
-        </w:rPr>
-      </w:pPr>
-      <w:r>
-        <w:rPr>
-          <w:rFonts w:ascii="Times New Roman" w:hAnsi="Times New Roman" w:cs="Times New Roman"/>
-          <w:b/>
-          <w:bCs/>
-        </w:rPr>
-        <w:t>Kết luận:</w:t>
-      </w:r>
-      <w:r>
-        <w:rPr>
-          <w:rFonts w:ascii="Times New Roman" w:hAnsi="Times New Roman" w:cs="Times New Roman"/>
-        </w:rPr>
-        <w:t xml:space="preserve"> Story </w:t>
-      </w:r>
-      <w:r>
-        <w:rPr>
-          <w:rFonts w:ascii="Times New Roman" w:hAnsi="Times New Roman" w:cs="Times New Roman"/>
-          <w:i/>
-          <w:iCs/>
-        </w:rPr>
-        <w:t>"Thanh toán bằng ví RikkeiPay"</w:t>
-      </w:r>
-      <w:r>
-        <w:rPr>
-          <w:rFonts w:ascii="Times New Roman" w:hAnsi="Times New Roman" w:cs="Times New Roman"/>
-        </w:rPr>
-        <w:t xml:space="preserve"> </w:t>
-      </w:r>
-      <w:r>
-        <w:rPr>
-          <w:rFonts w:ascii="Times New Roman" w:hAnsi="Times New Roman" w:cs="Times New Roman"/>
-          <w:b/>
-          <w:bCs/>
-        </w:rPr>
-        <w:t>CHƯA HOÀN THÀNH (NOT DONE)</w:t>
-      </w:r>
-      <w:r>
-        <w:rPr>
-          <w:rFonts w:ascii="Times New Roman" w:hAnsi="Times New Roman" w:cs="Times New Roman"/>
-        </w:rPr>
-        <w:t xml:space="preserve"> vì đã vi phạm kịch bản </w:t>
-      </w:r>
-      <w:r>
-        <w:rPr>
-          <w:rFonts w:ascii="Times New Roman" w:hAnsi="Times New Roman" w:cs="Times New Roman"/>
-          <w:b/>
-          <w:bCs/>
-        </w:rPr>
-        <w:t>Đ4 (AC)</w:t>
-      </w:r>
-      <w:r>
-        <w:rPr>
-          <w:rFonts w:ascii="Times New Roman" w:hAnsi="Times New Roman" w:cs="Times New Roman"/>
-        </w:rPr>
-        <w:t xml:space="preserve"> — nguyên tắc cốt lõi là một Story chỉ được coi là "Done" khi đạt </w:t>
-      </w:r>
-      <m:oMath>
-        <m:r>
-          <w:rPr>
-            <w:rFonts w:ascii="Cambria Math" w:hAnsi="Cambria Math" w:cs="Times New Roman"/>
-          </w:rPr>
-          <m:t>100%</m:t>
-        </m:r>
-      </m:oMath>
-      <w:r>
-        <w:rPr>
-          <w:rFonts w:ascii="Times New Roman" w:hAnsi="Times New Roman" w:cs="Times New Roman"/>
-          <w:b/>
-          <w:bCs/>
-        </w:rPr>
-        <w:t xml:space="preserve"> các tiêu chí AC và </w:t>
-      </w:r>
-      <m:oMath>
-        <m:r>
-          <w:rPr>
-            <w:rFonts w:ascii="Cambria Math" w:hAnsi="Cambria Math" w:cs="Times New Roman"/>
-          </w:rPr>
-          <m:t>100%</m:t>
-        </m:r>
-      </m:oMath>
-      <w:r>
-        <w:rPr>
-          <w:rFonts w:ascii="Times New Roman" w:hAnsi="Times New Roman" w:cs="Times New Roman"/>
-          <w:b/>
-          <w:bCs/>
-        </w:rPr>
-        <w:t xml:space="preserve"> các tiêu chí DoD</w:t>
-      </w:r>
-      <w:r>
-        <w:rPr>
-          <w:rFonts w:ascii="Times New Roman" w:hAnsi="Times New Roman" w:cs="Times New Roman"/>
-        </w:rPr>
-        <w:t>.</w:t>
-      </w:r>
-    </w:p>
-    <w:p>
-      <w:pPr>
-        <w:numPr>
-          <w:ilvl w:val="0"/>
-          <w:numId w:val="19"/>
-        </w:numPr>
-        <w:rPr>
-          <w:rFonts w:ascii="Times New Roman" w:hAnsi="Times New Roman" w:cs="Times New Roman"/>
-        </w:rPr>
-      </w:pPr>
-      <w:r>
-        <w:rPr>
-          <w:rFonts w:ascii="Times New Roman" w:hAnsi="Times New Roman" w:cs="Times New Roman"/>
-          <w:b/>
-          <w:bCs/>
-        </w:rPr>
-        <w:t>Hướng xử lý (1–2 câu):</w:t>
-      </w:r>
-    </w:p>
-    <w:p>
-      <w:pPr>
-        <w:rPr>
-          <w:rFonts w:ascii="Times New Roman" w:hAnsi="Times New Roman" w:cs="Times New Roman"/>
-        </w:rPr>
-      </w:pPr>
-      <w:r>
-        <w:rPr>
-          <w:rFonts w:ascii="Times New Roman" w:hAnsi="Times New Roman" w:cs="Times New Roman"/>
-        </w:rPr>
-        <w:t xml:space="preserve">Khoa (Developer) cần kéo Story này quay lại </w:t>
-      </w:r>
-      <w:r>
-        <w:rPr>
-          <w:rFonts w:ascii="Times New Roman" w:hAnsi="Times New Roman" w:cs="Times New Roman"/>
-          <w:b/>
-          <w:bCs/>
-        </w:rPr>
-        <w:t>Sprint Backlog</w:t>
-      </w:r>
-      <w:r>
-        <w:rPr>
-          <w:rFonts w:ascii="Times New Roman" w:hAnsi="Times New Roman" w:cs="Times New Roman"/>
-        </w:rPr>
-        <w:t xml:space="preserve"> để xử lý dứt điểm lỗi (bug) kiểm tra số dư ở kịch bản Đ4. Sau khi sửa xong và đi qua lại quy trình kiểm thử (đạt đủ Đ1, Đ2, Đ3_mới, Đ4, Đ5_mới) cùng sự xác nhận nghiệm thu (Sign-off) từ Đức (PO), Story mới được công nhận là </w:t>
-      </w:r>
-      <w:r>
-        <w:rPr>
-          <w:rFonts w:ascii="Times New Roman" w:hAnsi="Times New Roman" w:cs="Times New Roman"/>
-          <w:b/>
-          <w:bCs/>
-        </w:rPr>
-        <w:t>Done</w:t>
-      </w:r>
-      <w:r>
-        <w:rPr>
-          <w:rFonts w:ascii="Times New Roman" w:hAnsi="Times New Roman" w:cs="Times New Roman"/>
-        </w:rPr>
-        <w:t>.</w:t>
-      </w:r>
-    </w:p>
-    <w:p>
-      <w:pPr>
-        <w:rPr>
-          <w:rFonts w:ascii="Times New Roman" w:hAnsi="Times New Roman" w:cs="Times New Roman"/>
+          <w:color w:val="000000" w:themeColor="text1"/>
         </w:rPr>
       </w:pPr>
     </w:p>
@@ -1649,6 +2863,119 @@
     </w:lvl>
   </w:abstractNum>
   <w:abstractNum w:abstractNumId="3" w15:restartNumberingAfterBreak="0">
+    <w:nsid w:val="13A544EF"/>
+    <w:multiLevelType w:val="multilevel"/>
+    <w:tmpl w:val="9098BFB0"/>
+    <w:lvl w:ilvl="0">
+      <w:start w:val="3"/>
+      <w:numFmt w:val="decimal"/>
+      <w:lvlText w:val="%1."/>
+      <w:lvlJc w:val="left"/>
+      <w:pPr>
+        <w:tabs>
+          <w:tab w:val="num" w:pos="720"/>
+        </w:tabs>
+        <w:ind w:left="720" w:hanging="360"/>
+      </w:pPr>
+    </w:lvl>
+    <w:lvl w:ilvl="1" w:tentative="1">
+      <w:start w:val="1"/>
+      <w:numFmt w:val="decimal"/>
+      <w:lvlText w:val="%2."/>
+      <w:lvlJc w:val="left"/>
+      <w:pPr>
+        <w:tabs>
+          <w:tab w:val="num" w:pos="1440"/>
+        </w:tabs>
+        <w:ind w:left="1440" w:hanging="360"/>
+      </w:pPr>
+    </w:lvl>
+    <w:lvl w:ilvl="2" w:tentative="1">
+      <w:start w:val="1"/>
+      <w:numFmt w:val="decimal"/>
+      <w:lvlText w:val="%3."/>
+      <w:lvlJc w:val="left"/>
+      <w:pPr>
+        <w:tabs>
+          <w:tab w:val="num" w:pos="2160"/>
+        </w:tabs>
+        <w:ind w:left="2160" w:hanging="360"/>
+      </w:pPr>
+    </w:lvl>
+    <w:lvl w:ilvl="3" w:tentative="1">
+      <w:start w:val="1"/>
+      <w:numFmt w:val="decimal"/>
+      <w:lvlText w:val="%4."/>
+      <w:lvlJc w:val="left"/>
+      <w:pPr>
+        <w:tabs>
+          <w:tab w:val="num" w:pos="2880"/>
+        </w:tabs>
+        <w:ind w:left="2880" w:hanging="360"/>
+      </w:pPr>
+    </w:lvl>
+    <w:lvl w:ilvl="4" w:tentative="1">
+      <w:start w:val="1"/>
+      <w:numFmt w:val="decimal"/>
+      <w:lvlText w:val="%5."/>
+      <w:lvlJc w:val="left"/>
+      <w:pPr>
+        <w:tabs>
+          <w:tab w:val="num" w:pos="3600"/>
+        </w:tabs>
+        <w:ind w:left="3600" w:hanging="360"/>
+      </w:pPr>
+    </w:lvl>
+    <w:lvl w:ilvl="5" w:tentative="1">
+      <w:start w:val="1"/>
+      <w:numFmt w:val="decimal"/>
+      <w:lvlText w:val="%6."/>
+      <w:lvlJc w:val="left"/>
+      <w:pPr>
+        <w:tabs>
+          <w:tab w:val="num" w:pos="4320"/>
+        </w:tabs>
+        <w:ind w:left="4320" w:hanging="360"/>
+      </w:pPr>
+    </w:lvl>
+    <w:lvl w:ilvl="6" w:tentative="1">
+      <w:start w:val="1"/>
+      <w:numFmt w:val="decimal"/>
+      <w:lvlText w:val="%7."/>
+      <w:lvlJc w:val="left"/>
+      <w:pPr>
+        <w:tabs>
+          <w:tab w:val="num" w:pos="5040"/>
+        </w:tabs>
+        <w:ind w:left="5040" w:hanging="360"/>
+      </w:pPr>
+    </w:lvl>
+    <w:lvl w:ilvl="7" w:tentative="1">
+      <w:start w:val="1"/>
+      <w:numFmt w:val="decimal"/>
+      <w:lvlText w:val="%8."/>
+      <w:lvlJc w:val="left"/>
+      <w:pPr>
+        <w:tabs>
+          <w:tab w:val="num" w:pos="5760"/>
+        </w:tabs>
+        <w:ind w:left="5760" w:hanging="360"/>
+      </w:pPr>
+    </w:lvl>
+    <w:lvl w:ilvl="8" w:tentative="1">
+      <w:start w:val="1"/>
+      <w:numFmt w:val="decimal"/>
+      <w:lvlText w:val="%9."/>
+      <w:lvlJc w:val="left"/>
+      <w:pPr>
+        <w:tabs>
+          <w:tab w:val="num" w:pos="6480"/>
+        </w:tabs>
+        <w:ind w:left="6480" w:hanging="360"/>
+      </w:pPr>
+    </w:lvl>
+  </w:abstractNum>
+  <w:abstractNum w:abstractNumId="4" w15:restartNumberingAfterBreak="0">
     <w:nsid w:val="17973635"/>
     <w:multiLevelType w:val="multilevel"/>
     <w:tmpl w:val="785AB6D4"/>
@@ -1761,7 +3088,156 @@
       </w:pPr>
     </w:lvl>
   </w:abstractNum>
-  <w:abstractNum w:abstractNumId="4" w15:restartNumberingAfterBreak="0">
+  <w:abstractNum w:abstractNumId="5" w15:restartNumberingAfterBreak="0">
+    <w:nsid w:val="1D225221"/>
+    <w:multiLevelType w:val="multilevel"/>
+    <w:tmpl w:val="E6D4F0B2"/>
+    <w:lvl w:ilvl="0">
+      <w:start w:val="1"/>
+      <w:numFmt w:val="bullet"/>
+      <w:lvlText w:val=""/>
+      <w:lvlJc w:val="left"/>
+      <w:pPr>
+        <w:tabs>
+          <w:tab w:val="num" w:pos="720"/>
+        </w:tabs>
+        <w:ind w:left="720" w:hanging="360"/>
+      </w:pPr>
+      <w:rPr>
+        <w:rFonts w:ascii="Symbol" w:hAnsi="Symbol" w:hint="default"/>
+        <w:sz w:val="20"/>
+      </w:rPr>
+    </w:lvl>
+    <w:lvl w:ilvl="1" w:tentative="1">
+      <w:start w:val="1"/>
+      <w:numFmt w:val="bullet"/>
+      <w:lvlText w:val="o"/>
+      <w:lvlJc w:val="left"/>
+      <w:pPr>
+        <w:tabs>
+          <w:tab w:val="num" w:pos="1440"/>
+        </w:tabs>
+        <w:ind w:left="1440" w:hanging="360"/>
+      </w:pPr>
+      <w:rPr>
+        <w:rFonts w:ascii="Courier New" w:hAnsi="Courier New" w:hint="default"/>
+        <w:sz w:val="20"/>
+      </w:rPr>
+    </w:lvl>
+    <w:lvl w:ilvl="2" w:tentative="1">
+      <w:start w:val="1"/>
+      <w:numFmt w:val="bullet"/>
+      <w:lvlText w:val=""/>
+      <w:lvlJc w:val="left"/>
+      <w:pPr>
+        <w:tabs>
+          <w:tab w:val="num" w:pos="2160"/>
+        </w:tabs>
+        <w:ind w:left="2160" w:hanging="360"/>
+      </w:pPr>
+      <w:rPr>
+        <w:rFonts w:ascii="Wingdings" w:hAnsi="Wingdings" w:hint="default"/>
+        <w:sz w:val="20"/>
+      </w:rPr>
+    </w:lvl>
+    <w:lvl w:ilvl="3" w:tentative="1">
+      <w:start w:val="1"/>
+      <w:numFmt w:val="bullet"/>
+      <w:lvlText w:val=""/>
+      <w:lvlJc w:val="left"/>
+      <w:pPr>
+        <w:tabs>
+          <w:tab w:val="num" w:pos="2880"/>
+        </w:tabs>
+        <w:ind w:left="2880" w:hanging="360"/>
+      </w:pPr>
+      <w:rPr>
+        <w:rFonts w:ascii="Wingdings" w:hAnsi="Wingdings" w:hint="default"/>
+        <w:sz w:val="20"/>
+      </w:rPr>
+    </w:lvl>
+    <w:lvl w:ilvl="4" w:tentative="1">
+      <w:start w:val="1"/>
+      <w:numFmt w:val="bullet"/>
+      <w:lvlText w:val=""/>
+      <w:lvlJc w:val="left"/>
+      <w:pPr>
+        <w:tabs>
+          <w:tab w:val="num" w:pos="3600"/>
+        </w:tabs>
+        <w:ind w:left="3600" w:hanging="360"/>
+      </w:pPr>
+      <w:rPr>
+        <w:rFonts w:ascii="Wingdings" w:hAnsi="Wingdings" w:hint="default"/>
+        <w:sz w:val="20"/>
+      </w:rPr>
+    </w:lvl>
+    <w:lvl w:ilvl="5" w:tentative="1">
+      <w:start w:val="1"/>
+      <w:numFmt w:val="bullet"/>
+      <w:lvlText w:val=""/>
+      <w:lvlJc w:val="left"/>
+      <w:pPr>
+        <w:tabs>
+          <w:tab w:val="num" w:pos="4320"/>
+        </w:tabs>
+        <w:ind w:left="4320" w:hanging="360"/>
+      </w:pPr>
+      <w:rPr>
+        <w:rFonts w:ascii="Wingdings" w:hAnsi="Wingdings" w:hint="default"/>
+        <w:sz w:val="20"/>
+      </w:rPr>
+    </w:lvl>
+    <w:lvl w:ilvl="6" w:tentative="1">
+      <w:start w:val="1"/>
+      <w:numFmt w:val="bullet"/>
+      <w:lvlText w:val=""/>
+      <w:lvlJc w:val="left"/>
+      <w:pPr>
+        <w:tabs>
+          <w:tab w:val="num" w:pos="5040"/>
+        </w:tabs>
+        <w:ind w:left="5040" w:hanging="360"/>
+      </w:pPr>
+      <w:rPr>
+        <w:rFonts w:ascii="Wingdings" w:hAnsi="Wingdings" w:hint="default"/>
+        <w:sz w:val="20"/>
+      </w:rPr>
+    </w:lvl>
+    <w:lvl w:ilvl="7" w:tentative="1">
+      <w:start w:val="1"/>
+      <w:numFmt w:val="bullet"/>
+      <w:lvlText w:val=""/>
+      <w:lvlJc w:val="left"/>
+      <w:pPr>
+        <w:tabs>
+          <w:tab w:val="num" w:pos="5760"/>
+        </w:tabs>
+        <w:ind w:left="5760" w:hanging="360"/>
+      </w:pPr>
+      <w:rPr>
+        <w:rFonts w:ascii="Wingdings" w:hAnsi="Wingdings" w:hint="default"/>
+        <w:sz w:val="20"/>
+      </w:rPr>
+    </w:lvl>
+    <w:lvl w:ilvl="8" w:tentative="1">
+      <w:start w:val="1"/>
+      <w:numFmt w:val="bullet"/>
+      <w:lvlText w:val=""/>
+      <w:lvlJc w:val="left"/>
+      <w:pPr>
+        <w:tabs>
+          <w:tab w:val="num" w:pos="6480"/>
+        </w:tabs>
+        <w:ind w:left="6480" w:hanging="360"/>
+      </w:pPr>
+      <w:rPr>
+        <w:rFonts w:ascii="Wingdings" w:hAnsi="Wingdings" w:hint="default"/>
+        <w:sz w:val="20"/>
+      </w:rPr>
+    </w:lvl>
+  </w:abstractNum>
+  <w:abstractNum w:abstractNumId="6" w15:restartNumberingAfterBreak="0">
     <w:nsid w:val="279828D1"/>
     <w:multiLevelType w:val="hybridMultilevel"/>
     <w:tmpl w:val="5B1259B6"/>
@@ -1874,7 +3350,156 @@
       </w:rPr>
     </w:lvl>
   </w:abstractNum>
-  <w:abstractNum w:abstractNumId="5" w15:restartNumberingAfterBreak="0">
+  <w:abstractNum w:abstractNumId="7" w15:restartNumberingAfterBreak="0">
+    <w:nsid w:val="27E77D02"/>
+    <w:multiLevelType w:val="multilevel"/>
+    <w:tmpl w:val="EF701D08"/>
+    <w:lvl w:ilvl="0">
+      <w:start w:val="1"/>
+      <w:numFmt w:val="bullet"/>
+      <w:lvlText w:val=""/>
+      <w:lvlJc w:val="left"/>
+      <w:pPr>
+        <w:tabs>
+          <w:tab w:val="num" w:pos="720"/>
+        </w:tabs>
+        <w:ind w:left="720" w:hanging="360"/>
+      </w:pPr>
+      <w:rPr>
+        <w:rFonts w:ascii="Symbol" w:hAnsi="Symbol" w:hint="default"/>
+        <w:sz w:val="20"/>
+      </w:rPr>
+    </w:lvl>
+    <w:lvl w:ilvl="1" w:tentative="1">
+      <w:start w:val="1"/>
+      <w:numFmt w:val="bullet"/>
+      <w:lvlText w:val="o"/>
+      <w:lvlJc w:val="left"/>
+      <w:pPr>
+        <w:tabs>
+          <w:tab w:val="num" w:pos="1440"/>
+        </w:tabs>
+        <w:ind w:left="1440" w:hanging="360"/>
+      </w:pPr>
+      <w:rPr>
+        <w:rFonts w:ascii="Courier New" w:hAnsi="Courier New" w:hint="default"/>
+        <w:sz w:val="20"/>
+      </w:rPr>
+    </w:lvl>
+    <w:lvl w:ilvl="2" w:tentative="1">
+      <w:start w:val="1"/>
+      <w:numFmt w:val="bullet"/>
+      <w:lvlText w:val=""/>
+      <w:lvlJc w:val="left"/>
+      <w:pPr>
+        <w:tabs>
+          <w:tab w:val="num" w:pos="2160"/>
+        </w:tabs>
+        <w:ind w:left="2160" w:hanging="360"/>
+      </w:pPr>
+      <w:rPr>
+        <w:rFonts w:ascii="Wingdings" w:hAnsi="Wingdings" w:hint="default"/>
+        <w:sz w:val="20"/>
+      </w:rPr>
+    </w:lvl>
+    <w:lvl w:ilvl="3" w:tentative="1">
+      <w:start w:val="1"/>
+      <w:numFmt w:val="bullet"/>
+      <w:lvlText w:val=""/>
+      <w:lvlJc w:val="left"/>
+      <w:pPr>
+        <w:tabs>
+          <w:tab w:val="num" w:pos="2880"/>
+        </w:tabs>
+        <w:ind w:left="2880" w:hanging="360"/>
+      </w:pPr>
+      <w:rPr>
+        <w:rFonts w:ascii="Wingdings" w:hAnsi="Wingdings" w:hint="default"/>
+        <w:sz w:val="20"/>
+      </w:rPr>
+    </w:lvl>
+    <w:lvl w:ilvl="4" w:tentative="1">
+      <w:start w:val="1"/>
+      <w:numFmt w:val="bullet"/>
+      <w:lvlText w:val=""/>
+      <w:lvlJc w:val="left"/>
+      <w:pPr>
+        <w:tabs>
+          <w:tab w:val="num" w:pos="3600"/>
+        </w:tabs>
+        <w:ind w:left="3600" w:hanging="360"/>
+      </w:pPr>
+      <w:rPr>
+        <w:rFonts w:ascii="Wingdings" w:hAnsi="Wingdings" w:hint="default"/>
+        <w:sz w:val="20"/>
+      </w:rPr>
+    </w:lvl>
+    <w:lvl w:ilvl="5" w:tentative="1">
+      <w:start w:val="1"/>
+      <w:numFmt w:val="bullet"/>
+      <w:lvlText w:val=""/>
+      <w:lvlJc w:val="left"/>
+      <w:pPr>
+        <w:tabs>
+          <w:tab w:val="num" w:pos="4320"/>
+        </w:tabs>
+        <w:ind w:left="4320" w:hanging="360"/>
+      </w:pPr>
+      <w:rPr>
+        <w:rFonts w:ascii="Wingdings" w:hAnsi="Wingdings" w:hint="default"/>
+        <w:sz w:val="20"/>
+      </w:rPr>
+    </w:lvl>
+    <w:lvl w:ilvl="6" w:tentative="1">
+      <w:start w:val="1"/>
+      <w:numFmt w:val="bullet"/>
+      <w:lvlText w:val=""/>
+      <w:lvlJc w:val="left"/>
+      <w:pPr>
+        <w:tabs>
+          <w:tab w:val="num" w:pos="5040"/>
+        </w:tabs>
+        <w:ind w:left="5040" w:hanging="360"/>
+      </w:pPr>
+      <w:rPr>
+        <w:rFonts w:ascii="Wingdings" w:hAnsi="Wingdings" w:hint="default"/>
+        <w:sz w:val="20"/>
+      </w:rPr>
+    </w:lvl>
+    <w:lvl w:ilvl="7" w:tentative="1">
+      <w:start w:val="1"/>
+      <w:numFmt w:val="bullet"/>
+      <w:lvlText w:val=""/>
+      <w:lvlJc w:val="left"/>
+      <w:pPr>
+        <w:tabs>
+          <w:tab w:val="num" w:pos="5760"/>
+        </w:tabs>
+        <w:ind w:left="5760" w:hanging="360"/>
+      </w:pPr>
+      <w:rPr>
+        <w:rFonts w:ascii="Wingdings" w:hAnsi="Wingdings" w:hint="default"/>
+        <w:sz w:val="20"/>
+      </w:rPr>
+    </w:lvl>
+    <w:lvl w:ilvl="8" w:tentative="1">
+      <w:start w:val="1"/>
+      <w:numFmt w:val="bullet"/>
+      <w:lvlText w:val=""/>
+      <w:lvlJc w:val="left"/>
+      <w:pPr>
+        <w:tabs>
+          <w:tab w:val="num" w:pos="6480"/>
+        </w:tabs>
+        <w:ind w:left="6480" w:hanging="360"/>
+      </w:pPr>
+      <w:rPr>
+        <w:rFonts w:ascii="Wingdings" w:hAnsi="Wingdings" w:hint="default"/>
+        <w:sz w:val="20"/>
+      </w:rPr>
+    </w:lvl>
+  </w:abstractNum>
+  <w:abstractNum w:abstractNumId="8" w15:restartNumberingAfterBreak="0">
     <w:nsid w:val="283831A0"/>
     <w:multiLevelType w:val="multilevel"/>
     <w:tmpl w:val="0A0A7916"/>
@@ -2023,7 +3648,120 @@
       </w:rPr>
     </w:lvl>
   </w:abstractNum>
-  <w:abstractNum w:abstractNumId="6" w15:restartNumberingAfterBreak="0">
+  <w:abstractNum w:abstractNumId="9" w15:restartNumberingAfterBreak="0">
+    <w:nsid w:val="28A33243"/>
+    <w:multiLevelType w:val="multilevel"/>
+    <w:tmpl w:val="D96CBD3C"/>
+    <w:lvl w:ilvl="0">
+      <w:start w:val="1"/>
+      <w:numFmt w:val="decimal"/>
+      <w:lvlText w:val="%1."/>
+      <w:lvlJc w:val="left"/>
+      <w:pPr>
+        <w:tabs>
+          <w:tab w:val="num" w:pos="720"/>
+        </w:tabs>
+        <w:ind w:left="720" w:hanging="360"/>
+      </w:pPr>
+    </w:lvl>
+    <w:lvl w:ilvl="1" w:tentative="1">
+      <w:start w:val="1"/>
+      <w:numFmt w:val="decimal"/>
+      <w:lvlText w:val="%2."/>
+      <w:lvlJc w:val="left"/>
+      <w:pPr>
+        <w:tabs>
+          <w:tab w:val="num" w:pos="1440"/>
+        </w:tabs>
+        <w:ind w:left="1440" w:hanging="360"/>
+      </w:pPr>
+    </w:lvl>
+    <w:lvl w:ilvl="2" w:tentative="1">
+      <w:start w:val="1"/>
+      <w:numFmt w:val="decimal"/>
+      <w:lvlText w:val="%3."/>
+      <w:lvlJc w:val="left"/>
+      <w:pPr>
+        <w:tabs>
+          <w:tab w:val="num" w:pos="2160"/>
+        </w:tabs>
+        <w:ind w:left="2160" w:hanging="360"/>
+      </w:pPr>
+    </w:lvl>
+    <w:lvl w:ilvl="3" w:tentative="1">
+      <w:start w:val="1"/>
+      <w:numFmt w:val="decimal"/>
+      <w:lvlText w:val="%4."/>
+      <w:lvlJc w:val="left"/>
+      <w:pPr>
+        <w:tabs>
+          <w:tab w:val="num" w:pos="2880"/>
+        </w:tabs>
+        <w:ind w:left="2880" w:hanging="360"/>
+      </w:pPr>
+    </w:lvl>
+    <w:lvl w:ilvl="4" w:tentative="1">
+      <w:start w:val="1"/>
+      <w:numFmt w:val="decimal"/>
+      <w:lvlText w:val="%5."/>
+      <w:lvlJc w:val="left"/>
+      <w:pPr>
+        <w:tabs>
+          <w:tab w:val="num" w:pos="3600"/>
+        </w:tabs>
+        <w:ind w:left="3600" w:hanging="360"/>
+      </w:pPr>
+    </w:lvl>
+    <w:lvl w:ilvl="5" w:tentative="1">
+      <w:start w:val="1"/>
+      <w:numFmt w:val="decimal"/>
+      <w:lvlText w:val="%6."/>
+      <w:lvlJc w:val="left"/>
+      <w:pPr>
+        <w:tabs>
+          <w:tab w:val="num" w:pos="4320"/>
+        </w:tabs>
+        <w:ind w:left="4320" w:hanging="360"/>
+      </w:pPr>
+    </w:lvl>
+    <w:lvl w:ilvl="6" w:tentative="1">
+      <w:start w:val="1"/>
+      <w:numFmt w:val="decimal"/>
+      <w:lvlText w:val="%7."/>
+      <w:lvlJc w:val="left"/>
+      <w:pPr>
+        <w:tabs>
+          <w:tab w:val="num" w:pos="5040"/>
+        </w:tabs>
+        <w:ind w:left="5040" w:hanging="360"/>
+      </w:pPr>
+    </w:lvl>
+    <w:lvl w:ilvl="7" w:tentative="1">
+      <w:start w:val="1"/>
+      <w:numFmt w:val="decimal"/>
+      <w:lvlText w:val="%8."/>
+      <w:lvlJc w:val="left"/>
+      <w:pPr>
+        <w:tabs>
+          <w:tab w:val="num" w:pos="5760"/>
+        </w:tabs>
+        <w:ind w:left="5760" w:hanging="360"/>
+      </w:pPr>
+    </w:lvl>
+    <w:lvl w:ilvl="8" w:tentative="1">
+      <w:start w:val="1"/>
+      <w:numFmt w:val="decimal"/>
+      <w:lvlText w:val="%9."/>
+      <w:lvlJc w:val="left"/>
+      <w:pPr>
+        <w:tabs>
+          <w:tab w:val="num" w:pos="6480"/>
+        </w:tabs>
+        <w:ind w:left="6480" w:hanging="360"/>
+      </w:pPr>
+    </w:lvl>
+  </w:abstractNum>
+  <w:abstractNum w:abstractNumId="10" w15:restartNumberingAfterBreak="0">
     <w:nsid w:val="36C61372"/>
     <w:multiLevelType w:val="multilevel"/>
     <w:tmpl w:val="59104370"/>
@@ -2172,7 +3910,120 @@
       </w:rPr>
     </w:lvl>
   </w:abstractNum>
-  <w:abstractNum w:abstractNumId="7" w15:restartNumberingAfterBreak="0">
+  <w:abstractNum w:abstractNumId="11" w15:restartNumberingAfterBreak="0">
+    <w:nsid w:val="3D860C93"/>
+    <w:multiLevelType w:val="multilevel"/>
+    <w:tmpl w:val="308CE740"/>
+    <w:lvl w:ilvl="0">
+      <w:start w:val="2"/>
+      <w:numFmt w:val="decimal"/>
+      <w:lvlText w:val="%1."/>
+      <w:lvlJc w:val="left"/>
+      <w:pPr>
+        <w:tabs>
+          <w:tab w:val="num" w:pos="720"/>
+        </w:tabs>
+        <w:ind w:left="720" w:hanging="360"/>
+      </w:pPr>
+    </w:lvl>
+    <w:lvl w:ilvl="1" w:tentative="1">
+      <w:start w:val="1"/>
+      <w:numFmt w:val="decimal"/>
+      <w:lvlText w:val="%2."/>
+      <w:lvlJc w:val="left"/>
+      <w:pPr>
+        <w:tabs>
+          <w:tab w:val="num" w:pos="1440"/>
+        </w:tabs>
+        <w:ind w:left="1440" w:hanging="360"/>
+      </w:pPr>
+    </w:lvl>
+    <w:lvl w:ilvl="2" w:tentative="1">
+      <w:start w:val="1"/>
+      <w:numFmt w:val="decimal"/>
+      <w:lvlText w:val="%3."/>
+      <w:lvlJc w:val="left"/>
+      <w:pPr>
+        <w:tabs>
+          <w:tab w:val="num" w:pos="2160"/>
+        </w:tabs>
+        <w:ind w:left="2160" w:hanging="360"/>
+      </w:pPr>
+    </w:lvl>
+    <w:lvl w:ilvl="3" w:tentative="1">
+      <w:start w:val="1"/>
+      <w:numFmt w:val="decimal"/>
+      <w:lvlText w:val="%4."/>
+      <w:lvlJc w:val="left"/>
+      <w:pPr>
+        <w:tabs>
+          <w:tab w:val="num" w:pos="2880"/>
+        </w:tabs>
+        <w:ind w:left="2880" w:hanging="360"/>
+      </w:pPr>
+    </w:lvl>
+    <w:lvl w:ilvl="4" w:tentative="1">
+      <w:start w:val="1"/>
+      <w:numFmt w:val="decimal"/>
+      <w:lvlText w:val="%5."/>
+      <w:lvlJc w:val="left"/>
+      <w:pPr>
+        <w:tabs>
+          <w:tab w:val="num" w:pos="3600"/>
+        </w:tabs>
+        <w:ind w:left="3600" w:hanging="360"/>
+      </w:pPr>
+    </w:lvl>
+    <w:lvl w:ilvl="5" w:tentative="1">
+      <w:start w:val="1"/>
+      <w:numFmt w:val="decimal"/>
+      <w:lvlText w:val="%6."/>
+      <w:lvlJc w:val="left"/>
+      <w:pPr>
+        <w:tabs>
+          <w:tab w:val="num" w:pos="4320"/>
+        </w:tabs>
+        <w:ind w:left="4320" w:hanging="360"/>
+      </w:pPr>
+    </w:lvl>
+    <w:lvl w:ilvl="6" w:tentative="1">
+      <w:start w:val="1"/>
+      <w:numFmt w:val="decimal"/>
+      <w:lvlText w:val="%7."/>
+      <w:lvlJc w:val="left"/>
+      <w:pPr>
+        <w:tabs>
+          <w:tab w:val="num" w:pos="5040"/>
+        </w:tabs>
+        <w:ind w:left="5040" w:hanging="360"/>
+      </w:pPr>
+    </w:lvl>
+    <w:lvl w:ilvl="7" w:tentative="1">
+      <w:start w:val="1"/>
+      <w:numFmt w:val="decimal"/>
+      <w:lvlText w:val="%8."/>
+      <w:lvlJc w:val="left"/>
+      <w:pPr>
+        <w:tabs>
+          <w:tab w:val="num" w:pos="5760"/>
+        </w:tabs>
+        <w:ind w:left="5760" w:hanging="360"/>
+      </w:pPr>
+    </w:lvl>
+    <w:lvl w:ilvl="8" w:tentative="1">
+      <w:start w:val="1"/>
+      <w:numFmt w:val="decimal"/>
+      <w:lvlText w:val="%9."/>
+      <w:lvlJc w:val="left"/>
+      <w:pPr>
+        <w:tabs>
+          <w:tab w:val="num" w:pos="6480"/>
+        </w:tabs>
+        <w:ind w:left="6480" w:hanging="360"/>
+      </w:pPr>
+    </w:lvl>
+  </w:abstractNum>
+  <w:abstractNum w:abstractNumId="12" w15:restartNumberingAfterBreak="0">
     <w:nsid w:val="45BE3F7F"/>
     <w:multiLevelType w:val="multilevel"/>
     <w:tmpl w:val="356004CC"/>
@@ -2321,7 +4172,305 @@
       </w:rPr>
     </w:lvl>
   </w:abstractNum>
-  <w:abstractNum w:abstractNumId="8" w15:restartNumberingAfterBreak="0">
+  <w:abstractNum w:abstractNumId="13" w15:restartNumberingAfterBreak="0">
+    <w:nsid w:val="46590174"/>
+    <w:multiLevelType w:val="multilevel"/>
+    <w:tmpl w:val="FC3E8886"/>
+    <w:lvl w:ilvl="0">
+      <w:start w:val="1"/>
+      <w:numFmt w:val="bullet"/>
+      <w:lvlText w:val=""/>
+      <w:lvlJc w:val="left"/>
+      <w:pPr>
+        <w:tabs>
+          <w:tab w:val="num" w:pos="720"/>
+        </w:tabs>
+        <w:ind w:left="720" w:hanging="360"/>
+      </w:pPr>
+      <w:rPr>
+        <w:rFonts w:ascii="Symbol" w:hAnsi="Symbol" w:hint="default"/>
+        <w:sz w:val="20"/>
+      </w:rPr>
+    </w:lvl>
+    <w:lvl w:ilvl="1" w:tentative="1">
+      <w:start w:val="1"/>
+      <w:numFmt w:val="bullet"/>
+      <w:lvlText w:val="o"/>
+      <w:lvlJc w:val="left"/>
+      <w:pPr>
+        <w:tabs>
+          <w:tab w:val="num" w:pos="1440"/>
+        </w:tabs>
+        <w:ind w:left="1440" w:hanging="360"/>
+      </w:pPr>
+      <w:rPr>
+        <w:rFonts w:ascii="Courier New" w:hAnsi="Courier New" w:hint="default"/>
+        <w:sz w:val="20"/>
+      </w:rPr>
+    </w:lvl>
+    <w:lvl w:ilvl="2" w:tentative="1">
+      <w:start w:val="1"/>
+      <w:numFmt w:val="bullet"/>
+      <w:lvlText w:val=""/>
+      <w:lvlJc w:val="left"/>
+      <w:pPr>
+        <w:tabs>
+          <w:tab w:val="num" w:pos="2160"/>
+        </w:tabs>
+        <w:ind w:left="2160" w:hanging="360"/>
+      </w:pPr>
+      <w:rPr>
+        <w:rFonts w:ascii="Wingdings" w:hAnsi="Wingdings" w:hint="default"/>
+        <w:sz w:val="20"/>
+      </w:rPr>
+    </w:lvl>
+    <w:lvl w:ilvl="3" w:tentative="1">
+      <w:start w:val="1"/>
+      <w:numFmt w:val="bullet"/>
+      <w:lvlText w:val=""/>
+      <w:lvlJc w:val="left"/>
+      <w:pPr>
+        <w:tabs>
+          <w:tab w:val="num" w:pos="2880"/>
+        </w:tabs>
+        <w:ind w:left="2880" w:hanging="360"/>
+      </w:pPr>
+      <w:rPr>
+        <w:rFonts w:ascii="Wingdings" w:hAnsi="Wingdings" w:hint="default"/>
+        <w:sz w:val="20"/>
+      </w:rPr>
+    </w:lvl>
+    <w:lvl w:ilvl="4" w:tentative="1">
+      <w:start w:val="1"/>
+      <w:numFmt w:val="bullet"/>
+      <w:lvlText w:val=""/>
+      <w:lvlJc w:val="left"/>
+      <w:pPr>
+        <w:tabs>
+          <w:tab w:val="num" w:pos="3600"/>
+        </w:tabs>
+        <w:ind w:left="3600" w:hanging="360"/>
+      </w:pPr>
+      <w:rPr>
+        <w:rFonts w:ascii="Wingdings" w:hAnsi="Wingdings" w:hint="default"/>
+        <w:sz w:val="20"/>
+      </w:rPr>
+    </w:lvl>
+    <w:lvl w:ilvl="5" w:tentative="1">
+      <w:start w:val="1"/>
+      <w:numFmt w:val="bullet"/>
+      <w:lvlText w:val=""/>
+      <w:lvlJc w:val="left"/>
+      <w:pPr>
+        <w:tabs>
+          <w:tab w:val="num" w:pos="4320"/>
+        </w:tabs>
+        <w:ind w:left="4320" w:hanging="360"/>
+      </w:pPr>
+      <w:rPr>
+        <w:rFonts w:ascii="Wingdings" w:hAnsi="Wingdings" w:hint="default"/>
+        <w:sz w:val="20"/>
+      </w:rPr>
+    </w:lvl>
+    <w:lvl w:ilvl="6" w:tentative="1">
+      <w:start w:val="1"/>
+      <w:numFmt w:val="bullet"/>
+      <w:lvlText w:val=""/>
+      <w:lvlJc w:val="left"/>
+      <w:pPr>
+        <w:tabs>
+          <w:tab w:val="num" w:pos="5040"/>
+        </w:tabs>
+        <w:ind w:left="5040" w:hanging="360"/>
+      </w:pPr>
+      <w:rPr>
+        <w:rFonts w:ascii="Wingdings" w:hAnsi="Wingdings" w:hint="default"/>
+        <w:sz w:val="20"/>
+      </w:rPr>
+    </w:lvl>
+    <w:lvl w:ilvl="7" w:tentative="1">
+      <w:start w:val="1"/>
+      <w:numFmt w:val="bullet"/>
+      <w:lvlText w:val=""/>
+      <w:lvlJc w:val="left"/>
+      <w:pPr>
+        <w:tabs>
+          <w:tab w:val="num" w:pos="5760"/>
+        </w:tabs>
+        <w:ind w:left="5760" w:hanging="360"/>
+      </w:pPr>
+      <w:rPr>
+        <w:rFonts w:ascii="Wingdings" w:hAnsi="Wingdings" w:hint="default"/>
+        <w:sz w:val="20"/>
+      </w:rPr>
+    </w:lvl>
+    <w:lvl w:ilvl="8" w:tentative="1">
+      <w:start w:val="1"/>
+      <w:numFmt w:val="bullet"/>
+      <w:lvlText w:val=""/>
+      <w:lvlJc w:val="left"/>
+      <w:pPr>
+        <w:tabs>
+          <w:tab w:val="num" w:pos="6480"/>
+        </w:tabs>
+        <w:ind w:left="6480" w:hanging="360"/>
+      </w:pPr>
+      <w:rPr>
+        <w:rFonts w:ascii="Wingdings" w:hAnsi="Wingdings" w:hint="default"/>
+        <w:sz w:val="20"/>
+      </w:rPr>
+    </w:lvl>
+  </w:abstractNum>
+  <w:abstractNum w:abstractNumId="14" w15:restartNumberingAfterBreak="0">
+    <w:nsid w:val="49807720"/>
+    <w:multiLevelType w:val="multilevel"/>
+    <w:tmpl w:val="938E4622"/>
+    <w:lvl w:ilvl="0">
+      <w:start w:val="1"/>
+      <w:numFmt w:val="bullet"/>
+      <w:lvlText w:val=""/>
+      <w:lvlJc w:val="left"/>
+      <w:pPr>
+        <w:tabs>
+          <w:tab w:val="num" w:pos="720"/>
+        </w:tabs>
+        <w:ind w:left="720" w:hanging="360"/>
+      </w:pPr>
+      <w:rPr>
+        <w:rFonts w:ascii="Symbol" w:hAnsi="Symbol" w:hint="default"/>
+        <w:sz w:val="20"/>
+      </w:rPr>
+    </w:lvl>
+    <w:lvl w:ilvl="1" w:tentative="1">
+      <w:start w:val="1"/>
+      <w:numFmt w:val="bullet"/>
+      <w:lvlText w:val="o"/>
+      <w:lvlJc w:val="left"/>
+      <w:pPr>
+        <w:tabs>
+          <w:tab w:val="num" w:pos="1440"/>
+        </w:tabs>
+        <w:ind w:left="1440" w:hanging="360"/>
+      </w:pPr>
+      <w:rPr>
+        <w:rFonts w:ascii="Courier New" w:hAnsi="Courier New" w:hint="default"/>
+        <w:sz w:val="20"/>
+      </w:rPr>
+    </w:lvl>
+    <w:lvl w:ilvl="2" w:tentative="1">
+      <w:start w:val="1"/>
+      <w:numFmt w:val="bullet"/>
+      <w:lvlText w:val=""/>
+      <w:lvlJc w:val="left"/>
+      <w:pPr>
+        <w:tabs>
+          <w:tab w:val="num" w:pos="2160"/>
+        </w:tabs>
+        <w:ind w:left="2160" w:hanging="360"/>
+      </w:pPr>
+      <w:rPr>
+        <w:rFonts w:ascii="Wingdings" w:hAnsi="Wingdings" w:hint="default"/>
+        <w:sz w:val="20"/>
+      </w:rPr>
+    </w:lvl>
+    <w:lvl w:ilvl="3" w:tentative="1">
+      <w:start w:val="1"/>
+      <w:numFmt w:val="bullet"/>
+      <w:lvlText w:val=""/>
+      <w:lvlJc w:val="left"/>
+      <w:pPr>
+        <w:tabs>
+          <w:tab w:val="num" w:pos="2880"/>
+        </w:tabs>
+        <w:ind w:left="2880" w:hanging="360"/>
+      </w:pPr>
+      <w:rPr>
+        <w:rFonts w:ascii="Wingdings" w:hAnsi="Wingdings" w:hint="default"/>
+        <w:sz w:val="20"/>
+      </w:rPr>
+    </w:lvl>
+    <w:lvl w:ilvl="4" w:tentative="1">
+      <w:start w:val="1"/>
+      <w:numFmt w:val="bullet"/>
+      <w:lvlText w:val=""/>
+      <w:lvlJc w:val="left"/>
+      <w:pPr>
+        <w:tabs>
+          <w:tab w:val="num" w:pos="3600"/>
+        </w:tabs>
+        <w:ind w:left="3600" w:hanging="360"/>
+      </w:pPr>
+      <w:rPr>
+        <w:rFonts w:ascii="Wingdings" w:hAnsi="Wingdings" w:hint="default"/>
+        <w:sz w:val="20"/>
+      </w:rPr>
+    </w:lvl>
+    <w:lvl w:ilvl="5" w:tentative="1">
+      <w:start w:val="1"/>
+      <w:numFmt w:val="bullet"/>
+      <w:lvlText w:val=""/>
+      <w:lvlJc w:val="left"/>
+      <w:pPr>
+        <w:tabs>
+          <w:tab w:val="num" w:pos="4320"/>
+        </w:tabs>
+        <w:ind w:left="4320" w:hanging="360"/>
+      </w:pPr>
+      <w:rPr>
+        <w:rFonts w:ascii="Wingdings" w:hAnsi="Wingdings" w:hint="default"/>
+        <w:sz w:val="20"/>
+      </w:rPr>
+    </w:lvl>
+    <w:lvl w:ilvl="6" w:tentative="1">
+      <w:start w:val="1"/>
+      <w:numFmt w:val="bullet"/>
+      <w:lvlText w:val=""/>
+      <w:lvlJc w:val="left"/>
+      <w:pPr>
+        <w:tabs>
+          <w:tab w:val="num" w:pos="5040"/>
+        </w:tabs>
+        <w:ind w:left="5040" w:hanging="360"/>
+      </w:pPr>
+      <w:rPr>
+        <w:rFonts w:ascii="Wingdings" w:hAnsi="Wingdings" w:hint="default"/>
+        <w:sz w:val="20"/>
+      </w:rPr>
+    </w:lvl>
+    <w:lvl w:ilvl="7" w:tentative="1">
+      <w:start w:val="1"/>
+      <w:numFmt w:val="bullet"/>
+      <w:lvlText w:val=""/>
+      <w:lvlJc w:val="left"/>
+      <w:pPr>
+        <w:tabs>
+          <w:tab w:val="num" w:pos="5760"/>
+        </w:tabs>
+        <w:ind w:left="5760" w:hanging="360"/>
+      </w:pPr>
+      <w:rPr>
+        <w:rFonts w:ascii="Wingdings" w:hAnsi="Wingdings" w:hint="default"/>
+        <w:sz w:val="20"/>
+      </w:rPr>
+    </w:lvl>
+    <w:lvl w:ilvl="8" w:tentative="1">
+      <w:start w:val="1"/>
+      <w:numFmt w:val="bullet"/>
+      <w:lvlText w:val=""/>
+      <w:lvlJc w:val="left"/>
+      <w:pPr>
+        <w:tabs>
+          <w:tab w:val="num" w:pos="6480"/>
+        </w:tabs>
+        <w:ind w:left="6480" w:hanging="360"/>
+      </w:pPr>
+      <w:rPr>
+        <w:rFonts w:ascii="Wingdings" w:hAnsi="Wingdings" w:hint="default"/>
+        <w:sz w:val="20"/>
+      </w:rPr>
+    </w:lvl>
+  </w:abstractNum>
+  <w:abstractNum w:abstractNumId="15" w15:restartNumberingAfterBreak="0">
     <w:nsid w:val="49DE1B17"/>
     <w:multiLevelType w:val="multilevel"/>
     <w:tmpl w:val="0486CA5A"/>
@@ -2434,7 +4583,7 @@
       </w:pPr>
     </w:lvl>
   </w:abstractNum>
-  <w:abstractNum w:abstractNumId="9" w15:restartNumberingAfterBreak="0">
+  <w:abstractNum w:abstractNumId="16" w15:restartNumberingAfterBreak="0">
     <w:nsid w:val="53ED6157"/>
     <w:multiLevelType w:val="multilevel"/>
     <w:tmpl w:val="486CD75E"/>
@@ -2579,7 +4728,120 @@
       </w:rPr>
     </w:lvl>
   </w:abstractNum>
-  <w:abstractNum w:abstractNumId="10" w15:restartNumberingAfterBreak="0">
+  <w:abstractNum w:abstractNumId="17" w15:restartNumberingAfterBreak="0">
+    <w:nsid w:val="566D5ACE"/>
+    <w:multiLevelType w:val="multilevel"/>
+    <w:tmpl w:val="932C88BC"/>
+    <w:lvl w:ilvl="0">
+      <w:start w:val="4"/>
+      <w:numFmt w:val="decimal"/>
+      <w:lvlText w:val="%1."/>
+      <w:lvlJc w:val="left"/>
+      <w:pPr>
+        <w:tabs>
+          <w:tab w:val="num" w:pos="720"/>
+        </w:tabs>
+        <w:ind w:left="720" w:hanging="360"/>
+      </w:pPr>
+    </w:lvl>
+    <w:lvl w:ilvl="1" w:tentative="1">
+      <w:start w:val="1"/>
+      <w:numFmt w:val="decimal"/>
+      <w:lvlText w:val="%2."/>
+      <w:lvlJc w:val="left"/>
+      <w:pPr>
+        <w:tabs>
+          <w:tab w:val="num" w:pos="1440"/>
+        </w:tabs>
+        <w:ind w:left="1440" w:hanging="360"/>
+      </w:pPr>
+    </w:lvl>
+    <w:lvl w:ilvl="2" w:tentative="1">
+      <w:start w:val="1"/>
+      <w:numFmt w:val="decimal"/>
+      <w:lvlText w:val="%3."/>
+      <w:lvlJc w:val="left"/>
+      <w:pPr>
+        <w:tabs>
+          <w:tab w:val="num" w:pos="2160"/>
+        </w:tabs>
+        <w:ind w:left="2160" w:hanging="360"/>
+      </w:pPr>
+    </w:lvl>
+    <w:lvl w:ilvl="3" w:tentative="1">
+      <w:start w:val="1"/>
+      <w:numFmt w:val="decimal"/>
+      <w:lvlText w:val="%4."/>
+      <w:lvlJc w:val="left"/>
+      <w:pPr>
+        <w:tabs>
+          <w:tab w:val="num" w:pos="2880"/>
+        </w:tabs>
+        <w:ind w:left="2880" w:hanging="360"/>
+      </w:pPr>
+    </w:lvl>
+    <w:lvl w:ilvl="4" w:tentative="1">
+      <w:start w:val="1"/>
+      <w:numFmt w:val="decimal"/>
+      <w:lvlText w:val="%5."/>
+      <w:lvlJc w:val="left"/>
+      <w:pPr>
+        <w:tabs>
+          <w:tab w:val="num" w:pos="3600"/>
+        </w:tabs>
+        <w:ind w:left="3600" w:hanging="360"/>
+      </w:pPr>
+    </w:lvl>
+    <w:lvl w:ilvl="5" w:tentative="1">
+      <w:start w:val="1"/>
+      <w:numFmt w:val="decimal"/>
+      <w:lvlText w:val="%6."/>
+      <w:lvlJc w:val="left"/>
+      <w:pPr>
+        <w:tabs>
+          <w:tab w:val="num" w:pos="4320"/>
+        </w:tabs>
+        <w:ind w:left="4320" w:hanging="360"/>
+      </w:pPr>
+    </w:lvl>
+    <w:lvl w:ilvl="6" w:tentative="1">
+      <w:start w:val="1"/>
+      <w:numFmt w:val="decimal"/>
+      <w:lvlText w:val="%7."/>
+      <w:lvlJc w:val="left"/>
+      <w:pPr>
+        <w:tabs>
+          <w:tab w:val="num" w:pos="5040"/>
+        </w:tabs>
+        <w:ind w:left="5040" w:hanging="360"/>
+      </w:pPr>
+    </w:lvl>
+    <w:lvl w:ilvl="7" w:tentative="1">
+      <w:start w:val="1"/>
+      <w:numFmt w:val="decimal"/>
+      <w:lvlText w:val="%8."/>
+      <w:lvlJc w:val="left"/>
+      <w:pPr>
+        <w:tabs>
+          <w:tab w:val="num" w:pos="5760"/>
+        </w:tabs>
+        <w:ind w:left="5760" w:hanging="360"/>
+      </w:pPr>
+    </w:lvl>
+    <w:lvl w:ilvl="8" w:tentative="1">
+      <w:start w:val="1"/>
+      <w:numFmt w:val="decimal"/>
+      <w:lvlText w:val="%9."/>
+      <w:lvlJc w:val="left"/>
+      <w:pPr>
+        <w:tabs>
+          <w:tab w:val="num" w:pos="6480"/>
+        </w:tabs>
+        <w:ind w:left="6480" w:hanging="360"/>
+      </w:pPr>
+    </w:lvl>
+  </w:abstractNum>
+  <w:abstractNum w:abstractNumId="18" w15:restartNumberingAfterBreak="0">
     <w:nsid w:val="580C1D4A"/>
     <w:multiLevelType w:val="multilevel"/>
     <w:tmpl w:val="910030A2"/>
@@ -2728,7 +4990,7 @@
       </w:rPr>
     </w:lvl>
   </w:abstractNum>
-  <w:abstractNum w:abstractNumId="11" w15:restartNumberingAfterBreak="0">
+  <w:abstractNum w:abstractNumId="19" w15:restartNumberingAfterBreak="0">
     <w:nsid w:val="59236D07"/>
     <w:multiLevelType w:val="multilevel"/>
     <w:tmpl w:val="FFEA79C4"/>
@@ -2877,7 +5139,7 @@
       </w:rPr>
     </w:lvl>
   </w:abstractNum>
-  <w:abstractNum w:abstractNumId="12" w15:restartNumberingAfterBreak="0">
+  <w:abstractNum w:abstractNumId="20" w15:restartNumberingAfterBreak="0">
     <w:nsid w:val="63B855D0"/>
     <w:multiLevelType w:val="multilevel"/>
     <w:tmpl w:val="94D2E7FC"/>
@@ -3022,7 +5284,7 @@
       </w:rPr>
     </w:lvl>
   </w:abstractNum>
-  <w:abstractNum w:abstractNumId="13" w15:restartNumberingAfterBreak="0">
+  <w:abstractNum w:abstractNumId="21" w15:restartNumberingAfterBreak="0">
     <w:nsid w:val="681418C9"/>
     <w:multiLevelType w:val="multilevel"/>
     <w:tmpl w:val="FC4212C0"/>
@@ -3171,7 +5433,7 @@
       </w:rPr>
     </w:lvl>
   </w:abstractNum>
-  <w:abstractNum w:abstractNumId="14" w15:restartNumberingAfterBreak="0">
+  <w:abstractNum w:abstractNumId="22" w15:restartNumberingAfterBreak="0">
     <w:nsid w:val="6A755E61"/>
     <w:multiLevelType w:val="multilevel"/>
     <w:tmpl w:val="052477D2"/>
@@ -3320,7 +5582,7 @@
       </w:rPr>
     </w:lvl>
   </w:abstractNum>
-  <w:abstractNum w:abstractNumId="15" w15:restartNumberingAfterBreak="0">
+  <w:abstractNum w:abstractNumId="23" w15:restartNumberingAfterBreak="0">
     <w:nsid w:val="6C2045F1"/>
     <w:multiLevelType w:val="multilevel"/>
     <w:tmpl w:val="F268073C"/>
@@ -3465,7 +5727,7 @@
       </w:rPr>
     </w:lvl>
   </w:abstractNum>
-  <w:abstractNum w:abstractNumId="16" w15:restartNumberingAfterBreak="0">
+  <w:abstractNum w:abstractNumId="24" w15:restartNumberingAfterBreak="0">
     <w:nsid w:val="6C332713"/>
     <w:multiLevelType w:val="multilevel"/>
     <w:tmpl w:val="7E8C497E"/>
@@ -3614,7 +5876,7 @@
       </w:rPr>
     </w:lvl>
   </w:abstractNum>
-  <w:abstractNum w:abstractNumId="17" w15:restartNumberingAfterBreak="0">
+  <w:abstractNum w:abstractNumId="25" w15:restartNumberingAfterBreak="0">
     <w:nsid w:val="6D1F0E8F"/>
     <w:multiLevelType w:val="multilevel"/>
     <w:tmpl w:val="8E68B456"/>
@@ -3763,7 +6025,7 @@
       </w:rPr>
     </w:lvl>
   </w:abstractNum>
-  <w:abstractNum w:abstractNumId="18" w15:restartNumberingAfterBreak="0">
+  <w:abstractNum w:abstractNumId="26" w15:restartNumberingAfterBreak="0">
     <w:nsid w:val="7DD64D84"/>
     <w:multiLevelType w:val="multilevel"/>
     <w:tmpl w:val="33104154"/>
@@ -3909,61 +6171,85 @@
     </w:lvl>
   </w:abstractNum>
   <w:num w:numId="1" w16cid:durableId="988443451">
-    <w:abstractNumId w:val="7"/>
+    <w:abstractNumId w:val="12"/>
   </w:num>
   <w:num w:numId="2" w16cid:durableId="389692459">
     <w:abstractNumId w:val="1"/>
   </w:num>
   <w:num w:numId="3" w16cid:durableId="1876459305">
-    <w:abstractNumId w:val="16"/>
+    <w:abstractNumId w:val="24"/>
   </w:num>
   <w:num w:numId="4" w16cid:durableId="1098136953">
-    <w:abstractNumId w:val="3"/>
+    <w:abstractNumId w:val="4"/>
   </w:num>
   <w:num w:numId="5" w16cid:durableId="105779163">
     <w:abstractNumId w:val="0"/>
   </w:num>
   <w:num w:numId="6" w16cid:durableId="1385569498">
-    <w:abstractNumId w:val="18"/>
+    <w:abstractNumId w:val="26"/>
   </w:num>
   <w:num w:numId="7" w16cid:durableId="1575361531">
-    <w:abstractNumId w:val="17"/>
+    <w:abstractNumId w:val="25"/>
   </w:num>
   <w:num w:numId="8" w16cid:durableId="1793356146">
-    <w:abstractNumId w:val="5"/>
+    <w:abstractNumId w:val="8"/>
   </w:num>
   <w:num w:numId="9" w16cid:durableId="1178957283">
-    <w:abstractNumId w:val="6"/>
+    <w:abstractNumId w:val="10"/>
   </w:num>
   <w:num w:numId="10" w16cid:durableId="1083335724">
     <w:abstractNumId w:val="2"/>
   </w:num>
   <w:num w:numId="11" w16cid:durableId="1047680511">
-    <w:abstractNumId w:val="8"/>
+    <w:abstractNumId w:val="15"/>
   </w:num>
   <w:num w:numId="12" w16cid:durableId="2118669297">
-    <w:abstractNumId w:val="15"/>
+    <w:abstractNumId w:val="23"/>
   </w:num>
   <w:num w:numId="13" w16cid:durableId="819003995">
-    <w:abstractNumId w:val="4"/>
+    <w:abstractNumId w:val="6"/>
   </w:num>
   <w:num w:numId="14" w16cid:durableId="234055118">
-    <w:abstractNumId w:val="10"/>
+    <w:abstractNumId w:val="18"/>
   </w:num>
   <w:num w:numId="15" w16cid:durableId="2052219332">
+    <w:abstractNumId w:val="19"/>
+  </w:num>
+  <w:num w:numId="16" w16cid:durableId="447048973">
+    <w:abstractNumId w:val="20"/>
+  </w:num>
+  <w:num w:numId="17" w16cid:durableId="1550992030">
+    <w:abstractNumId w:val="16"/>
+  </w:num>
+  <w:num w:numId="18" w16cid:durableId="1618753760">
+    <w:abstractNumId w:val="21"/>
+  </w:num>
+  <w:num w:numId="19" w16cid:durableId="750128262">
+    <w:abstractNumId w:val="22"/>
+  </w:num>
+  <w:num w:numId="20" w16cid:durableId="813913709">
+    <w:abstractNumId w:val="9"/>
+  </w:num>
+  <w:num w:numId="21" w16cid:durableId="2129816077">
+    <w:abstractNumId w:val="14"/>
+  </w:num>
+  <w:num w:numId="22" w16cid:durableId="172915727">
     <w:abstractNumId w:val="11"/>
   </w:num>
-  <w:num w:numId="16" w16cid:durableId="447048973">
-    <w:abstractNumId w:val="12"/>
+  <w:num w:numId="23" w16cid:durableId="979727034">
+    <w:abstractNumId w:val="5"/>
   </w:num>
-  <w:num w:numId="17" w16cid:durableId="1550992030">
-    <w:abstractNumId w:val="9"/>
+  <w:num w:numId="24" w16cid:durableId="949051442">
+    <w:abstractNumId w:val="3"/>
   </w:num>
-  <w:num w:numId="18" w16cid:durableId="1618753760">
+  <w:num w:numId="25" w16cid:durableId="428278191">
+    <w:abstractNumId w:val="7"/>
+  </w:num>
+  <w:num w:numId="26" w16cid:durableId="267083934">
+    <w:abstractNumId w:val="17"/>
+  </w:num>
+  <w:num w:numId="27" w16cid:durableId="314770665">
     <w:abstractNumId w:val="13"/>
-  </w:num>
-  <w:num w:numId="19" w16cid:durableId="750128262">
-    <w:abstractNumId w:val="14"/>
   </w:num>
 </w:numbering>
 </file>
@@ -4368,6 +6654,17 @@
   <w:style w:type="paragraph" w:default="1" w:styleId="Normal">
     <w:name w:val="Normal"/>
     <w:qFormat/>
+    <w:rsid w:val="00B10FC8"/>
+    <w:pPr>
+      <w:spacing w:after="200" w:line="276" w:lineRule="auto"/>
+    </w:pPr>
+    <w:rPr>
+      <w:rFonts w:eastAsiaTheme="minorEastAsia"/>
+      <w:kern w:val="0"/>
+      <w:sz w:val="22"/>
+      <w:szCs w:val="22"/>
+      <w14:ligatures w14:val="none"/>
+    </w:rPr>
   </w:style>
   <w:style w:type="paragraph" w:styleId="Heading1">
     <w:name w:val="heading 1"/>
